--- a/_output/index.docx
+++ b/_output/index.docx
@@ -1,6 +1,6 @@
 
 <file path=word/document.xml><?xml version="1.0" encoding="utf-8"?>
-<w:document xmlns:w="http://schemas.openxmlformats.org/wordprocessingml/2006/main">
+<w:document xmlns:w="http://schemas.openxmlformats.org/wordprocessingml/2006/main" xmlns:m="http://schemas.openxmlformats.org/officeDocument/2006/math" xmlns:r="http://schemas.openxmlformats.org/officeDocument/2006/relationships" xmlns:o="urn:schemas-microsoft-com:office:office" xmlns:v="urn:schemas-microsoft-com:vml" xmlns:w10="urn:schemas-microsoft-com:office:word" xmlns:a="http://schemas.openxmlformats.org/drawingml/2006/main" xmlns:pic="http://schemas.openxmlformats.org/drawingml/2006/picture" xmlns:wp="http://schemas.openxmlformats.org/drawingml/2006/wordprocessingDrawing">
   <w:body>
     <w:p>
       <w:pPr>
@@ -15,37 +15,7 @@
         <w:pStyle w:val="Subtitle"/>
       </w:pPr>
       <w:r>
-        <w:t xml:space="preserve">Notas</w:t>
-      </w:r>
-      <w:r>
-        <w:t xml:space="preserve"> </w:t>
-      </w:r>
-      <w:r>
-        <w:t xml:space="preserve">de</w:t>
-      </w:r>
-      <w:r>
-        <w:t xml:space="preserve"> </w:t>
-      </w:r>
-      <w:r>
-        <w:t xml:space="preserve">rodapé</w:t>
-      </w:r>
-      <w:r>
-        <w:t xml:space="preserve"> </w:t>
-      </w:r>
-      <w:r>
-        <w:t xml:space="preserve">reutilizáveis</w:t>
-      </w:r>
-      <w:r>
-        <w:t xml:space="preserve"> </w:t>
-      </w:r>
-      <w:r>
-        <w:t xml:space="preserve">para</w:t>
-      </w:r>
-      <w:r>
-        <w:t xml:space="preserve"> </w:t>
-      </w:r>
-      <w:r>
-        <w:t xml:space="preserve">Quarto</w:t>
+        <w:t xml:space="preserve">Page-local reusable bibliographic footnotes for Quarto</w:t>
       </w:r>
     </w:p>
     <w:p>
@@ -53,25 +23,7 @@
         <w:pStyle w:val="Author"/>
       </w:pPr>
       <w:r>
-        <w:t xml:space="preserve">Lucas</w:t>
-      </w:r>
-      <w:r>
-        <w:t xml:space="preserve"> </w:t>
-      </w:r>
-      <w:r>
-        <w:t xml:space="preserve">Sá</w:t>
-      </w:r>
-      <w:r>
-        <w:t xml:space="preserve"> </w:t>
-      </w:r>
-      <w:r>
-        <w:t xml:space="preserve">Barreto</w:t>
-      </w:r>
-      <w:r>
-        <w:t xml:space="preserve"> </w:t>
-      </w:r>
-      <w:r>
-        <w:t xml:space="preserve">Jordão</w:t>
+        <w:t xml:space="preserve">Lucas Sá Barreto Jordão</w:t>
       </w:r>
     </w:p>
     <w:p>
@@ -79,16 +31,16 @@
         <w:pStyle w:val="Date"/>
       </w:pPr>
       <w:r>
-        <w:t xml:space="preserve">2026-09-21</w:t>
-      </w:r>
-    </w:p>
-    <w:bookmarkStart w:id="20" w:name="ideia"/>
+        <w:t xml:space="preserve">2026-09-22</w:t>
+      </w:r>
+    </w:p>
+    <w:bookmarkStart w:id="20" w:name="why-this-pattern-matters"/>
     <w:p>
       <w:pPr>
         <w:pStyle w:val="Heading1"/>
       </w:pPr>
       <w:r>
-        <w:t xml:space="preserve">Ideia</w:t>
+        <w:t xml:space="preserve">Why this pattern matters</w:t>
       </w:r>
     </w:p>
     <w:p>
@@ -105,13 +57,7 @@
         <w:t xml:space="preserve"> </w:t>
       </w:r>
       <w:r>
-        <w:t xml:space="preserve">mantém a sintaxe normal de notas de rodapé do</w:t>
-      </w:r>
-      <w:r>
-        <w:t xml:space="preserve"> </w:t>
-      </w:r>
-      <w:r>
-        <w:t xml:space="preserve">Quarto/Pandoc. Quando</w:t>
+        <w:t xml:space="preserve">is designed for a citation pattern that is especially common in</w:t>
       </w:r>
       <w:r>
         <w:t xml:space="preserve"> </w:t>
@@ -121,22 +67,23 @@
           <w:b/>
           <w:bCs/>
         </w:rPr>
-        <w:t xml:space="preserve">duas ou mais notas têm exatamente o mesmo conteúdo</w:t>
-      </w:r>
-      <w:r>
-        <w:t xml:space="preserve">,</w:t>
-      </w:r>
-      <w:r>
-        <w:t xml:space="preserve"> </w:t>
-      </w:r>
-      <w:r>
-        <w:t xml:space="preserve">as ocorrências posteriores remetem ao mesmo número em vez de criarem uma nova</w:t>
-      </w:r>
-      <w:r>
-        <w:t xml:space="preserve"> </w:t>
-      </w:r>
-      <w:r>
-        <w:t xml:space="preserve">nota.</w:t>
+        <w:t xml:space="preserve">Law</w:t>
+      </w:r>
+      <w:r>
+        <w:t xml:space="preserve">. Legal scholarship, briefs, opinions, memoranda, and books frequently place bibliographic references in page footnotes rather than relying only on a final reference list. The same practice is also familiar in</w:t>
+      </w:r>
+      <w:r>
+        <w:t xml:space="preserve"> </w:t>
+      </w:r>
+      <w:r>
+        <w:rPr>
+          <w:b/>
+          <w:bCs/>
+        </w:rPr>
+        <w:t xml:space="preserve">History, Philosophy, Theology, Classics, literary studies, and other Humanities disciplines</w:t>
+      </w:r>
+      <w:r>
+        <w:t xml:space="preserve">.</w:t>
       </w:r>
     </w:p>
     <w:p>
@@ -144,38 +91,246 @@
         <w:pStyle w:val="BodyText"/>
       </w:pPr>
       <w:r>
-        <w:t xml:space="preserve">No HTML, os retornos aparecem da forma mais discreta possível: uma pequena</w:t>
-      </w:r>
-      <w:r>
-        <w:t xml:space="preserve"> </w:t>
-      </w:r>
-      <w:r>
-        <w:t xml:space="preserve">seta de retorno para cada ocorrência. Em um book ou website, cada arquivo/página HTML é renderizado separadamente;</w:t>
-      </w:r>
-      <w:r>
-        <w:t xml:space="preserve"> </w:t>
-      </w:r>
-      <w:r>
-        <w:t xml:space="preserve">por isso a numeração e a reutilização recomeçam naturalmente em outra página.</w:t>
+        <w:t xml:space="preserve">The important distinction is between the</w:t>
+      </w:r>
+      <w:r>
+        <w:t xml:space="preserve"> </w:t>
+      </w:r>
+      <w:r>
+        <w:rPr>
+          <w:b/>
+          <w:bCs/>
+        </w:rPr>
+        <w:t xml:space="preserve">bibliographic source</w:t>
+      </w:r>
+      <w:r>
+        <w:t xml:space="preserve"> </w:t>
+      </w:r>
+      <w:r>
+        <w:t xml:space="preserve">and its</w:t>
+      </w:r>
+      <w:r>
+        <w:t xml:space="preserve"> </w:t>
+      </w:r>
+      <w:r>
+        <w:rPr>
+          <w:b/>
+          <w:bCs/>
+        </w:rPr>
+        <w:t xml:space="preserve">footnote occurrences</w:t>
+      </w:r>
+      <w:r>
+        <w:t xml:space="preserve">. BibTeX should define the source once; Quarto should decide how that source is rendered wherever it is used.</w:t>
+      </w:r>
+    </w:p>
+    <w:p>
+      <w:pPr>
+        <w:pStyle w:val="BodyText"/>
+      </w:pPr>
+      <w:r>
+        <w:t xml:space="preserve">For printable outputs, this has an important practical consequence. In</w:t>
+      </w:r>
+      <w:r>
+        <w:t xml:space="preserve"> </w:t>
+      </w:r>
+      <w:r>
+        <w:rPr>
+          <w:b/>
+          <w:bCs/>
+        </w:rPr>
+        <w:t xml:space="preserve">PDF</w:t>
+      </w:r>
+      <w:r>
+        <w:t xml:space="preserve"> </w:t>
+      </w:r>
+      <w:r>
+        <w:t xml:space="preserve">and</w:t>
+      </w:r>
+      <w:r>
+        <w:t xml:space="preserve"> </w:t>
+      </w:r>
+      <w:r>
+        <w:rPr>
+          <w:b/>
+          <w:bCs/>
+        </w:rPr>
+        <w:t xml:space="preserve">DOCX</w:t>
+      </w:r>
+      <w:r>
+        <w:t xml:space="preserve">, the reader can encounter the full source at the bottom of the same page as the proposition it supports. A reference cited again on another page can therefore appear again on that later page, while repeated uses on the</w:t>
+      </w:r>
+      <w:r>
+        <w:t xml:space="preserve"> </w:t>
+      </w:r>
+      <w:r>
+        <w:rPr>
+          <w:i/>
+          <w:iCs/>
+        </w:rPr>
+        <w:t xml:space="preserve">same</w:t>
+      </w:r>
+      <w:r>
+        <w:t xml:space="preserve"> </w:t>
+      </w:r>
+      <w:r>
+        <w:t xml:space="preserve">page can share one footnote.</w:t>
+      </w:r>
+    </w:p>
+    <w:p>
+      <w:pPr>
+        <w:pStyle w:val="BodyText"/>
+      </w:pPr>
+      <w:r>
+        <w:t xml:space="preserve">The intended page-local behavior is:</w:t>
+      </w:r>
+    </w:p>
+    <w:p>
+      <w:pPr>
+        <w:pStyle w:val="SourceCode"/>
+      </w:pPr>
+      <w:r>
+        <w:rPr>
+          <w:rStyle w:val="VerbatimChar"/>
+        </w:rPr>
+        <w:t xml:space="preserve">page 1     A¹ ... A¹ ... B²</w:t>
+      </w:r>
+      <w:r>
+        <w:br/>
+      </w:r>
+      <w:r>
+        <w:rPr>
+          <w:rStyle w:val="VerbatimChar"/>
+        </w:rPr>
+        <w:t xml:space="preserve">           ─────────────────</w:t>
+      </w:r>
+      <w:r>
+        <w:br/>
+      </w:r>
+      <w:r>
+        <w:rPr>
+          <w:rStyle w:val="VerbatimChar"/>
+        </w:rPr>
+        <w:t xml:space="preserve">           ¹ Full reference A</w:t>
+      </w:r>
+      <w:r>
+        <w:br/>
+      </w:r>
+      <w:r>
+        <w:rPr>
+          <w:rStyle w:val="VerbatimChar"/>
+        </w:rPr>
+        <w:t xml:space="preserve">           ² Full reference B</w:t>
+      </w:r>
+      <w:r>
+        <w:br/>
+      </w:r>
+      <w:r>
+        <w:br/>
+      </w:r>
+      <w:r>
+        <w:rPr>
+          <w:rStyle w:val="VerbatimChar"/>
+        </w:rPr>
+        <w:t xml:space="preserve">page 2     A³ ... A³ ... B⁴       # continuous numbering</w:t>
+      </w:r>
+      <w:r>
+        <w:br/>
+      </w:r>
+      <w:r>
+        <w:rPr>
+          <w:rStyle w:val="VerbatimChar"/>
+        </w:rPr>
+        <w:t xml:space="preserve">           ─────────────────</w:t>
+      </w:r>
+      <w:r>
+        <w:br/>
+      </w:r>
+      <w:r>
+        <w:rPr>
+          <w:rStyle w:val="VerbatimChar"/>
+        </w:rPr>
+        <w:t xml:space="preserve">           ³ Full reference A</w:t>
+      </w:r>
+      <w:r>
+        <w:br/>
+      </w:r>
+      <w:r>
+        <w:rPr>
+          <w:rStyle w:val="VerbatimChar"/>
+        </w:rPr>
+        <w:t xml:space="preserve">           ⁴ Full reference B</w:t>
+      </w:r>
+    </w:p>
+    <w:p>
+      <w:pPr>
+        <w:pStyle w:val="FirstParagraph"/>
+      </w:pPr>
+      <w:r>
+        <w:t xml:space="preserve">or, when numbering restarts on every page:</w:t>
+      </w:r>
+    </w:p>
+    <w:p>
+      <w:pPr>
+        <w:pStyle w:val="SourceCode"/>
+      </w:pPr>
+      <w:r>
+        <w:rPr>
+          <w:rStyle w:val="VerbatimChar"/>
+        </w:rPr>
+        <w:t xml:space="preserve">page 1     A¹ ... A¹ ... B²</w:t>
+      </w:r>
+      <w:r>
+        <w:br/>
+      </w:r>
+      <w:r>
+        <w:rPr>
+          <w:rStyle w:val="VerbatimChar"/>
+        </w:rPr>
+        <w:t xml:space="preserve">page 2     A¹ ... A¹ ... B²</w:t>
+      </w:r>
+    </w:p>
+    <w:p>
+      <w:pPr>
+        <w:pStyle w:val="FirstParagraph"/>
+      </w:pPr>
+      <w:r>
+        <w:t xml:space="preserve">In both cases, the source is repeated</w:t>
+      </w:r>
+      <w:r>
+        <w:t xml:space="preserve"> </w:t>
+      </w:r>
+      <w:r>
+        <w:rPr>
+          <w:b/>
+          <w:bCs/>
+        </w:rPr>
+        <w:t xml:space="preserve">between pages</w:t>
+      </w:r>
+      <w:r>
+        <w:t xml:space="preserve">, but not unnecessarily duplicated</w:t>
+      </w:r>
+      <w:r>
+        <w:t xml:space="preserve"> </w:t>
+      </w:r>
+      <w:r>
+        <w:rPr>
+          <w:b/>
+          <w:bCs/>
+        </w:rPr>
+        <w:t xml:space="preserve">within the same page</w:t>
+      </w:r>
+      <w:r>
+        <w:t xml:space="preserve">.</w:t>
       </w:r>
     </w:p>
     <w:bookmarkEnd w:id="20"/>
-    <w:bookmarkStart w:id="24" w:name="nota-inline-..."/>
+    <w:bookmarkStart w:id="21" w:name="bibtex-and-full-bibliography-entries"/>
     <w:p>
       <w:pPr>
         <w:pStyle w:val="Heading1"/>
       </w:pPr>
       <w:r>
-        <w:t xml:space="preserve">1. Nota inline</w:t>
-      </w:r>
-      <w:r>
-        <w:t xml:space="preserve"> </w:t>
-      </w:r>
-      <w:r>
-        <w:rPr>
-          <w:rStyle w:val="VerbatimChar"/>
-        </w:rPr>
-        <w:t xml:space="preserve">^[...]</w:t>
+        <w:t xml:space="preserve">BibTeX and full bibliography entries</w:t>
       </w:r>
     </w:p>
     <w:p>
@@ -183,13 +338,260 @@
         <w:pStyle w:val="FirstParagraph"/>
       </w:pPr>
       <w:r>
-        <w:t xml:space="preserve">A primeira afirmação usa uma nota inline.</w:t>
+        <w:t xml:space="preserve">A normal Pandoc/Quarto citation remains completely unchanged:</w:t>
+      </w:r>
+    </w:p>
+    <w:p>
+      <w:pPr>
+        <w:pStyle w:val="SourceCode"/>
+      </w:pPr>
+      <w:r>
+        <w:rPr>
+          <w:rStyle w:val="VerbatimChar"/>
+        </w:rPr>
+        <w:t xml:space="preserve">A normal citation stays normal: [@silva2026].</w:t>
+      </w:r>
+    </w:p>
+    <w:p>
+      <w:pPr>
+        <w:pStyle w:val="FirstParagraph"/>
+      </w:pPr>
+      <w:r>
+        <w:t xml:space="preserve">For example: a normal citation stays normal</w:t>
+      </w:r>
+      <w:r>
+        <w:t xml:space="preserve"> </w:t>
+      </w:r>
+      <w:r>
+        <w:t xml:space="preserve">(Silva 2026)</w:t>
+      </w:r>
+      <w:r>
+        <w:t xml:space="preserve">.</w:t>
+      </w:r>
+    </w:p>
+    <w:p>
+      <w:pPr>
+        <w:pStyle w:val="BodyText"/>
+      </w:pPr>
+      <w:r>
+        <w:t xml:space="preserve">The development version of Fred Guth’s</w:t>
+      </w:r>
+      <w:r>
+        <w:t xml:space="preserve"> </w:t>
+      </w:r>
+      <w:r>
+        <w:rPr>
+          <w:rStyle w:val="VerbatimChar"/>
+        </w:rPr>
+        <w:t xml:space="preserve">bibentry</w:t>
+      </w:r>
+      <w:r>
+        <w:t xml:space="preserve"> </w:t>
+      </w:r>
+      <w:r>
+        <w:t xml:space="preserve">extension adds a second representation:</w:t>
+      </w:r>
+    </w:p>
+    <w:p>
+      <w:pPr>
+        <w:pStyle w:val="SourceCode"/>
+      </w:pPr>
+      <w:r>
+        <w:rPr>
+          <w:rStyle w:val="VerbatimChar"/>
+        </w:rPr>
+        <w:t xml:space="preserve">[@silva2026]{.bibentry}</w:t>
+      </w:r>
+    </w:p>
+    <w:p>
+      <w:pPr>
+        <w:pStyle w:val="FirstParagraph"/>
+      </w:pPr>
+      <w:r>
+        <w:t xml:space="preserve">That form prints the</w:t>
+      </w:r>
+      <w:r>
+        <w:t xml:space="preserve"> </w:t>
+      </w:r>
+      <w:r>
+        <w:rPr>
+          <w:b/>
+          <w:bCs/>
+        </w:rPr>
+        <w:t xml:space="preserve">full bibliography entry using the bibliography layout of the active CSL style</w:t>
+      </w:r>
+      <w:r>
+        <w:t xml:space="preserve">. It does not redefine what</w:t>
+      </w:r>
+      <w:r>
+        <w:t xml:space="preserve"> </w:t>
+      </w:r>
+      <w:r>
+        <w:rPr>
+          <w:rStyle w:val="VerbatimChar"/>
+        </w:rPr>
+        <w:t xml:space="preserve">@silva2026</w:t>
+      </w:r>
+      <w:r>
+        <w:t xml:space="preserve"> </w:t>
+      </w:r>
+      <w:r>
+        <w:t xml:space="preserve">means.</w:t>
+      </w:r>
+    </w:p>
+    <w:p>
+      <w:pPr>
+        <w:pStyle w:val="BodyText"/>
+      </w:pPr>
+      <w:r>
+        <w:t xml:space="preserve">Here is the full entry inline:</w:t>
+      </w:r>
+    </w:p>
+    <w:p>
+      <w:pPr>
+        <w:pStyle w:val="BodyText"/>
+      </w:pPr>
+      <w:r>
+        <w:t xml:space="preserve">Silva, José Afonso da. 2026.</w:t>
+      </w:r>
+      <w:r>
+        <w:t xml:space="preserve"> </w:t>
+      </w:r>
+      <w:r>
+        <w:rPr>
+          <w:i/>
+          <w:iCs/>
+        </w:rPr>
+        <w:t xml:space="preserve">Curso de Direito Constitucional Positivo</w:t>
+      </w:r>
+      <w:r>
+        <w:t xml:space="preserve">. 47th ed. São Paulo: JusPodivm.</w:t>
+      </w:r>
+    </w:p>
+    <w:p>
+      <w:pPr>
+        <w:pStyle w:val="BodyText"/>
+      </w:pPr>
+      <w:r>
+        <w:t xml:space="preserve">With:</w:t>
+      </w:r>
+    </w:p>
+    <w:p>
+      <w:pPr>
+        <w:pStyle w:val="SourceCode"/>
+      </w:pPr>
+      <w:r>
+        <w:rPr>
+          <w:rStyle w:val="FunctionTok"/>
+        </w:rPr>
+        <w:t xml:space="preserve">bibliography</w:t>
+      </w:r>
+      <w:r>
+        <w:rPr>
+          <w:rStyle w:val="KeywordTok"/>
+        </w:rPr>
+        <w:t xml:space="preserve">:</w:t>
+      </w:r>
+      <w:r>
+        <w:rPr>
+          <w:rStyle w:val="AttributeTok"/>
+        </w:rPr>
+        <w:t xml:space="preserve"> references.bib</w:t>
+      </w:r>
+      <w:r>
+        <w:br/>
+      </w:r>
+      <w:r>
+        <w:rPr>
+          <w:rStyle w:val="FunctionTok"/>
+        </w:rPr>
+        <w:t xml:space="preserve">csl</w:t>
+      </w:r>
+      <w:r>
+        <w:rPr>
+          <w:rStyle w:val="KeywordTok"/>
+        </w:rPr>
+        <w:t xml:space="preserve">:</w:t>
+      </w:r>
+      <w:r>
+        <w:rPr>
+          <w:rStyle w:val="AttributeTok"/>
+        </w:rPr>
+        <w:t xml:space="preserve"> your-style.csl</w:t>
+      </w:r>
+    </w:p>
+    <w:p>
+      <w:pPr>
+        <w:pStyle w:val="FirstParagraph"/>
+      </w:pPr>
+      <w:r>
+        <w:t xml:space="preserve">ordinary citations use the CSL citation layout, while</w:t>
+      </w:r>
+      <w:r>
+        <w:t xml:space="preserve"> </w:t>
+      </w:r>
+      <w:r>
+        <w:rPr>
+          <w:rStyle w:val="VerbatimChar"/>
+        </w:rPr>
+        <w:t xml:space="preserve">.bibentry</w:t>
+      </w:r>
+      <w:r>
+        <w:t xml:space="preserve"> </w:t>
+      </w:r>
+      <w:r>
+        <w:t xml:space="preserve">extracts the corresponding bibliography-layout entry.</w:t>
+      </w:r>
+    </w:p>
+    <w:bookmarkEnd w:id="21"/>
+    <w:bookmarkStart w:id="26" w:name="legal-style-footnotes"/>
+    <w:p>
+      <w:pPr>
+        <w:pStyle w:val="Heading1"/>
+      </w:pPr>
+      <w:r>
+        <w:t xml:space="preserve">Legal-style footnotes</w:t>
+      </w:r>
+    </w:p>
+    <w:p>
+      <w:pPr>
+        <w:pStyle w:val="FirstParagraph"/>
+      </w:pPr>
+      <w:r>
+        <w:t xml:space="preserve">The useful composition remains native Pandoc syntax:</w:t>
+      </w:r>
+    </w:p>
+    <w:p>
+      <w:pPr>
+        <w:pStyle w:val="SourceCode"/>
+      </w:pPr>
+      <w:r>
+        <w:rPr>
+          <w:rStyle w:val="VerbatimChar"/>
+        </w:rPr>
+        <w:t xml:space="preserve">A legal proposition.^[See [@silva2026]{.bibentry}]</w:t>
+      </w:r>
+    </w:p>
+    <w:p>
+      <w:pPr>
+        <w:pStyle w:val="FirstParagraph"/>
+      </w:pPr>
+      <w:r>
+        <w:t xml:space="preserve">Rendered here:</w:t>
+      </w:r>
+    </w:p>
+    <w:p>
+      <w:pPr>
+        <w:pStyle w:val="BodyText"/>
+      </w:pPr>
+      <w:r>
+        <w:t xml:space="preserve">A constitutional proposition may be supported in a page footnote.</w:t>
       </w:r>
       <w:r>
         <w:rPr>
           <w:rStyle w:val="FootnoteReference"/>
         </w:rPr>
-        <w:footnoteReference w:id="21"/>
+        <w:footnoteReference w:id="22"/>
       </w:r>
     </w:p>
     <w:p>
@@ -197,9 +599,111 @@
         <w:pStyle w:val="BodyText"/>
       </w:pPr>
       <w:r>
-        <w:t xml:space="preserve">Alguns parágrafos depois, o mesmo conteúdo volta a ser citado.</w:t>
-      </w:r>
-      <w:hyperlink w:anchor="rfn_note_1" w:history="1">
+        <w:t xml:space="preserve">The Constitution itself can be rendered in full the same way.</w:t>
+      </w:r>
+      <w:r>
+        <w:rPr>
+          <w:rStyle w:val="FootnoteReference"/>
+        </w:rPr>
+        <w:footnoteReference w:id="23"/>
+      </w:r>
+    </w:p>
+    <w:p>
+      <w:pPr>
+        <w:pStyle w:val="BodyText"/>
+      </w:pPr>
+      <w:r>
+        <w:t xml:space="preserve">The mechanism is not limited to Law. A historical argument can use the same pattern.</w:t>
+      </w:r>
+      <w:r>
+        <w:rPr>
+          <w:rStyle w:val="FootnoteReference"/>
+        </w:rPr>
+        <w:footnoteReference w:id="25"/>
+      </w:r>
+    </w:p>
+    <w:bookmarkEnd w:id="26"/>
+    <w:bookmarkStart w:id="30" w:name="multi-page-print-demonstration"/>
+    <w:p>
+      <w:pPr>
+        <w:pStyle w:val="Heading1"/>
+      </w:pPr>
+      <w:r>
+        <w:t xml:space="preserve">Multi-page print demonstration</w:t>
+      </w:r>
+    </w:p>
+    <w:p>
+      <w:pPr>
+        <w:pStyle w:val="FirstParagraph"/>
+      </w:pPr>
+      <w:r>
+        <w:t xml:space="preserve">The following example is intentionally spread over several physical pages using Quarto’s native</w:t>
+      </w:r>
+      <w:r>
+        <w:t xml:space="preserve"> </w:t>
+      </w:r>
+      <w:r>
+        <w:rPr>
+          <w:rStyle w:val="VerbatimChar"/>
+        </w:rPr>
+        <w:t xml:space="preserve">pagebreak</w:t>
+      </w:r>
+      <w:r>
+        <w:t xml:space="preserve"> </w:t>
+      </w:r>
+      <w:r>
+        <w:t xml:space="preserve">shortcode. This makes the page-local behavior visible in</w:t>
+      </w:r>
+      <w:r>
+        <w:t xml:space="preserve"> </w:t>
+      </w:r>
+      <w:r>
+        <w:rPr>
+          <w:b/>
+          <w:bCs/>
+        </w:rPr>
+        <w:t xml:space="preserve">PDF</w:t>
+      </w:r>
+      <w:r>
+        <w:t xml:space="preserve"> </w:t>
+      </w:r>
+      <w:r>
+        <w:t xml:space="preserve">and</w:t>
+      </w:r>
+      <w:r>
+        <w:t xml:space="preserve"> </w:t>
+      </w:r>
+      <w:r>
+        <w:rPr>
+          <w:b/>
+          <w:bCs/>
+        </w:rPr>
+        <w:t xml:space="preserve">DOCX</w:t>
+      </w:r>
+      <w:r>
+        <w:t xml:space="preserve"> </w:t>
+      </w:r>
+      <w:r>
+        <w:t xml:space="preserve">rather than keeping all examples on one page.</w:t>
+      </w:r>
+    </w:p>
+    <w:bookmarkStart w:id="27" w:name="demonstration-page-1"/>
+    <w:p>
+      <w:pPr>
+        <w:pStyle w:val="Heading2"/>
+      </w:pPr>
+      <w:r>
+        <w:t xml:space="preserve">Demonstration page 1</w:t>
+      </w:r>
+    </w:p>
+    <w:p>
+      <w:pPr>
+        <w:pStyle w:val="FirstParagraph"/>
+      </w:pPr>
+      <w:r>
+        <w:t xml:space="preserve">A printable legal document often develops an argument over several paragraphs while keeping authorities immediately available to the reader. The first occurrence below creates the full footnote for José Afonso da Silva.</w:t>
+      </w:r>
+      <w:hyperlink w:anchor="rfn_note_s000000_n000001" w:history="1">
         <w:r>
           <w:rPr>
             <w:rStyle w:val="FootnoteReference"/>
@@ -213,9 +717,9 @@
         <w:pStyle w:val="BodyText"/>
       </w:pPr>
       <w:r>
-        <w:t xml:space="preserve">E uma terceira ocorrência continua remetendo à mesma nota.</w:t>
-      </w:r>
-      <w:hyperlink w:anchor="rfn_note_1" w:history="1">
+        <w:t xml:space="preserve">A later sentence on the same page can rely on exactly the same bibliographic footnote without printing the long entry a second time.</w:t>
+      </w:r>
+      <w:hyperlink w:anchor="rfn_note_s000000_n000001" w:history="1">
         <w:r>
           <w:rPr>
             <w:rStyle w:val="FootnoteReference"/>
@@ -226,104 +730,12 @@
     </w:p>
     <w:p>
       <w:pPr>
-        <w:pStyle w:val="SourceCode"/>
-      </w:pPr>
-      <w:r>
-        <w:rPr>
-          <w:rStyle w:val="NormalTok"/>
-        </w:rPr>
-        <w:t xml:space="preserve">A primeira afirmação.^</w:t>
-      </w:r>
-      <w:r>
-        <w:rPr>
-          <w:rStyle w:val="CommentTok"/>
-        </w:rPr>
-        <w:t xml:space="preserve">[</w:t>
-      </w:r>
-      <w:r>
-        <w:rPr>
-          <w:rStyle w:val="OtherTok"/>
-        </w:rPr>
-        <w:t xml:space="preserve">Flora e Funga do Brasil. Jardim Botânico do Rio de Janeiro, 2026.</w:t>
-      </w:r>
-      <w:r>
-        <w:rPr>
-          <w:rStyle w:val="CommentTok"/>
-        </w:rPr>
-        <w:t xml:space="preserve">]</w:t>
-      </w:r>
-      <w:r>
-        <w:br/>
-      </w:r>
-      <w:r>
-        <w:br/>
-      </w:r>
-      <w:r>
-        <w:rPr>
-          <w:rStyle w:val="NormalTok"/>
-        </w:rPr>
-        <w:t xml:space="preserve">Outra afirmação.^</w:t>
-      </w:r>
-      <w:r>
-        <w:rPr>
-          <w:rStyle w:val="CommentTok"/>
-        </w:rPr>
-        <w:t xml:space="preserve">[</w:t>
-      </w:r>
-      <w:r>
-        <w:rPr>
-          <w:rStyle w:val="OtherTok"/>
-        </w:rPr>
-        <w:t xml:space="preserve">Flora e Funga do Brasil. Jardim Botânico do Rio de Janeiro, 2026.</w:t>
-      </w:r>
-      <w:r>
-        <w:rPr>
-          <w:rStyle w:val="CommentTok"/>
-        </w:rPr>
-        <w:t xml:space="preserve">]</w:t>
-      </w:r>
-    </w:p>
-    <w:bookmarkEnd w:id="24"/>
-    <w:bookmarkStart w:id="28" w:name="nota-nomeada-id"/>
-    <w:p>
-      <w:pPr>
-        <w:pStyle w:val="Heading1"/>
-      </w:pPr>
-      <w:r>
-        <w:t xml:space="preserve">2. Nota nomeada</w:t>
-      </w:r>
-      <w:r>
-        <w:t xml:space="preserve"> </w:t>
-      </w:r>
-      <w:r>
-        <w:rPr>
-          <w:rStyle w:val="VerbatimChar"/>
-        </w:rPr>
-        <w:t xml:space="preserve">[^id]</w:t>
-      </w:r>
-    </w:p>
-    <w:p>
-      <w:pPr>
-        <w:pStyle w:val="FirstParagraph"/>
-      </w:pPr>
-      <w:r>
-        <w:t xml:space="preserve">A sintaxe nomeada continua funcionando normalmente.</w:t>
-      </w:r>
-      <w:r>
-        <w:rPr>
-          <w:rStyle w:val="FootnoteReference"/>
-        </w:rPr>
-        <w:footnoteReference w:id="25"/>
-      </w:r>
-    </w:p>
-    <w:p>
-      <w:pPr>
         <w:pStyle w:val="BodyText"/>
       </w:pPr>
       <w:r>
-        <w:t xml:space="preserve">A mesma nota pode ser chamada novamente no texto.</w:t>
-      </w:r>
-      <w:hyperlink w:anchor="rfn_note_2" w:history="1">
+        <w:t xml:space="preserve">The Constitution is a distinct source and therefore receives its own footnote.</w:t>
+      </w:r>
+      <w:hyperlink w:anchor="rfn_note_s000000_n000002" w:history="1">
         <w:r>
           <w:rPr>
             <w:rStyle w:val="FootnoteReference"/>
@@ -337,9 +749,17 @@
         <w:pStyle w:val="BodyText"/>
       </w:pPr>
       <w:r>
-        <w:t xml:space="preserve">E novamente, sem repetir o conteúdo no rodapé.</w:t>
-      </w:r>
-      <w:hyperlink w:anchor="rfn_note_2" w:history="1">
+        <w:t xml:space="preserve">This page-local model is useful when the body text is intended to be read on paper or as a paginated digital document: the source remains close to the proposition, but repeated use of the same source does not make the bottom of the page unnecessarily repetitive.</w:t>
+      </w:r>
+    </w:p>
+    <w:p>
+      <w:pPr>
+        <w:pStyle w:val="BodyText"/>
+      </w:pPr>
+      <w:r>
+        <w:t xml:space="preserve">A final sentence on this first page cites the Constitution again. Because the footnote content is identical and the occurrence is on the same page, it reuses the existing note.</w:t>
+      </w:r>
+      <w:hyperlink w:anchor="rfn_note_s000000_n000002" w:history="1">
         <w:r>
           <w:rPr>
             <w:rStyle w:val="FootnoteReference"/>
@@ -349,66 +769,151 @@
       </w:hyperlink>
     </w:p>
     <w:p>
-      <w:pPr>
-        <w:pStyle w:val="SourceCode"/>
-      </w:pPr>
-      <w:r>
-        <w:rPr>
-          <w:rStyle w:val="NormalTok"/>
-        </w:rPr>
-        <w:t xml:space="preserve">Texto A.</w:t>
-      </w:r>
-      <w:r>
-        <w:rPr>
-          <w:rStyle w:val="OtherTok"/>
-        </w:rPr>
-        <w:t xml:space="preserve">[^mapbiomas]</w:t>
-      </w:r>
-      <w:r>
-        <w:br/>
-      </w:r>
-      <w:r>
-        <w:br/>
-      </w:r>
-      <w:r>
-        <w:rPr>
-          <w:rStyle w:val="NormalTok"/>
-        </w:rPr>
-        <w:t xml:space="preserve">Texto B.</w:t>
-      </w:r>
-      <w:r>
-        <w:rPr>
-          <w:rStyle w:val="OtherTok"/>
-        </w:rPr>
-        <w:t xml:space="preserve">[^mapbiomas]</w:t>
-      </w:r>
-      <w:r>
-        <w:br/>
-      </w:r>
-      <w:r>
-        <w:br/>
-      </w:r>
-      <w:r>
-        <w:rPr>
-          <w:rStyle w:val="OtherTok"/>
-        </w:rPr>
-        <w:t xml:space="preserve">[^mapbiomas]: </w:t>
-      </w:r>
-      <w:r>
-        <w:rPr>
-          <w:rStyle w:val="NormalTok"/>
-        </w:rPr>
-        <w:t xml:space="preserve">MAPBIOMAS. Coleção de mapas anuais de cobertura e uso da terra do Brasil. 2026.</w:t>
+      <w:r>
+        <w:br w:type="page"/>
+      </w:r>
+    </w:p>
+    <w:bookmarkEnd w:id="27"/>
+    <w:bookmarkStart w:id="28" w:name="demonstration-page-2"/>
+    <w:p>
+      <w:pPr>
+        <w:pStyle w:val="Heading2"/>
+      </w:pPr>
+      <w:r>
+        <w:t xml:space="preserve">Demonstration page 2</w:t>
+      </w:r>
+    </w:p>
+    <w:p>
+      <w:pPr>
+        <w:pStyle w:val="FirstParagraph"/>
+      </w:pPr>
+      <w:r>
+        <w:t xml:space="preserve">This second page deliberately cites the same authorities again. The Silva reference must now be printed again at the bottom of this page, because a reader should not need to return to the previous page to identify the source.</w:t>
+      </w:r>
+      <w:hyperlink w:anchor="rfn_note_s000000_n000001" w:history="1">
+        <w:r>
+          <w:rPr>
+            <w:rStyle w:val="FootnoteReference"/>
+          </w:rPr>
+          <w:t>1</w:t>
+        </w:r>
+      </w:hyperlink>
+    </w:p>
+    <w:p>
+      <w:pPr>
+        <w:pStyle w:val="BodyText"/>
+      </w:pPr>
+      <w:r>
+        <w:t xml:space="preserve">A second occurrence on this same page should reuse the new page-local Silva footnote.</w:t>
+      </w:r>
+      <w:hyperlink w:anchor="rfn_note_s000000_n000001" w:history="1">
+        <w:r>
+          <w:rPr>
+            <w:rStyle w:val="FootnoteReference"/>
+          </w:rPr>
+          <w:t>1</w:t>
+        </w:r>
+      </w:hyperlink>
+    </w:p>
+    <w:p>
+      <w:pPr>
+        <w:pStyle w:val="BodyText"/>
+      </w:pPr>
+      <w:r>
+        <w:t xml:space="preserve">The Constitution likewise receives a new page-local occurrence here.</w:t>
+      </w:r>
+      <w:hyperlink w:anchor="rfn_note_s000000_n000002" w:history="1">
+        <w:r>
+          <w:rPr>
+            <w:rStyle w:val="FootnoteReference"/>
+          </w:rPr>
+          <w:t>2</w:t>
+        </w:r>
+      </w:hyperlink>
+    </w:p>
+    <w:p>
+      <w:pPr>
+        <w:pStyle w:val="BodyText"/>
+      </w:pPr>
+      <w:r>
+        <w:t xml:space="preserve">The point is not to treat the bibliographic source as a new source. BibTeX still contains only one</w:t>
+      </w:r>
+      <w:r>
+        <w:t xml:space="preserve"> </w:t>
+      </w:r>
+      <w:r>
+        <w:rPr>
+          <w:rStyle w:val="VerbatimChar"/>
+        </w:rPr>
+        <w:t xml:space="preserve">silva2026</w:t>
+      </w:r>
+      <w:r>
+        <w:t xml:space="preserve"> </w:t>
+      </w:r>
+      <w:r>
+        <w:t xml:space="preserve">entry and one</w:t>
+      </w:r>
+      <w:r>
+        <w:t xml:space="preserve"> </w:t>
+      </w:r>
+      <w:r>
+        <w:rPr>
+          <w:rStyle w:val="VerbatimChar"/>
+        </w:rPr>
+        <w:t xml:space="preserve">brasil1988</w:t>
+      </w:r>
+      <w:r>
+        <w:t xml:space="preserve"> </w:t>
+      </w:r>
+      <w:r>
+        <w:t xml:space="preserve">entry. What changes is the</w:t>
+      </w:r>
+      <w:r>
+        <w:t xml:space="preserve"> </w:t>
+      </w:r>
+      <w:r>
+        <w:rPr>
+          <w:b/>
+          <w:bCs/>
+        </w:rPr>
+        <w:t xml:space="preserve">placement of the footnote instance</w:t>
+      </w:r>
+      <w:r>
+        <w:t xml:space="preserve"> </w:t>
+      </w:r>
+      <w:r>
+        <w:t xml:space="preserve">in the printable document.</w:t>
+      </w:r>
+    </w:p>
+    <w:p>
+      <w:pPr>
+        <w:pStyle w:val="BodyText"/>
+      </w:pPr>
+      <w:r>
+        <w:t xml:space="preserve">This page ends by citing the Constitution once more, demonstrating reuse within the second page.</w:t>
+      </w:r>
+      <w:hyperlink w:anchor="rfn_note_s000000_n000002" w:history="1">
+        <w:r>
+          <w:rPr>
+            <w:rStyle w:val="FootnoteReference"/>
+          </w:rPr>
+          <w:t>2</w:t>
+        </w:r>
+      </w:hyperlink>
+    </w:p>
+    <w:p>
+      <w:r>
+        <w:br w:type="page"/>
       </w:r>
     </w:p>
     <w:bookmarkEnd w:id="28"/>
-    <w:bookmarkStart w:id="33" w:name="notas-diferentes-intercaladas"/>
-    <w:p>
-      <w:pPr>
-        <w:pStyle w:val="Heading1"/>
-      </w:pPr>
-      <w:r>
-        <w:t xml:space="preserve">3. Notas diferentes intercaladas</w:t>
+    <w:bookmarkStart w:id="29" w:name="demonstration-page-3"/>
+    <w:p>
+      <w:pPr>
+        <w:pStyle w:val="Heading2"/>
+      </w:pPr>
+      <w:r>
+        <w:t xml:space="preserve">Demonstration page 3</w:t>
       </w:r>
     </w:p>
     <w:p>
@@ -416,37 +921,41 @@
         <w:pStyle w:val="FirstParagraph"/>
       </w:pPr>
       <w:r>
-        <w:t xml:space="preserve">Uma fonte pode aparecer primeiro.</w:t>
-      </w:r>
-      <w:r>
-        <w:rPr>
-          <w:rStyle w:val="FootnoteReference"/>
-        </w:rPr>
-        <w:footnoteReference w:id="29"/>
-      </w:r>
+        <w:t xml:space="preserve">A third page repeats the same pattern. José Afonso da Silva appears again as a footnote on this page.</w:t>
+      </w:r>
+      <w:hyperlink w:anchor="rfn_note_s000000_n000001" w:history="1">
+        <w:r>
+          <w:rPr>
+            <w:rStyle w:val="FootnoteReference"/>
+          </w:rPr>
+          <w:t>1</w:t>
+        </w:r>
+      </w:hyperlink>
     </w:p>
     <w:p>
       <w:pPr>
         <w:pStyle w:val="BodyText"/>
       </w:pPr>
       <w:r>
-        <w:t xml:space="preserve">Uma segunda nota, com conteúdo diferente, recebe outro número.</w:t>
-      </w:r>
-      <w:r>
-        <w:rPr>
-          <w:rStyle w:val="FootnoteReference"/>
-        </w:rPr>
-        <w:footnoteReference w:id="30"/>
-      </w:r>
+        <w:t xml:space="preserve">The same source can be invoked again without duplicating the footnote text on this page.</w:t>
+      </w:r>
+      <w:hyperlink w:anchor="rfn_note_s000000_n000001" w:history="1">
+        <w:r>
+          <w:rPr>
+            <w:rStyle w:val="FootnoteReference"/>
+          </w:rPr>
+          <w:t>1</w:t>
+        </w:r>
+      </w:hyperlink>
     </w:p>
     <w:p>
       <w:pPr>
         <w:pStyle w:val="BodyText"/>
       </w:pPr>
       <w:r>
-        <w:t xml:space="preserve">A fonte IUCN reaparece e recupera o número da primeira ocorrência.</w:t>
-      </w:r>
-      <w:hyperlink w:anchor="rfn_note_3" w:history="1">
+        <w:t xml:space="preserve">A historical source can participate in exactly the same mechanism.</w:t>
+      </w:r>
+      <w:hyperlink w:anchor="rfn_note_s000000_n000003" w:history="1">
         <w:r>
           <w:rPr>
             <w:rStyle w:val="FootnoteReference"/>
@@ -460,25 +969,34 @@
         <w:pStyle w:val="BodyText"/>
       </w:pPr>
       <w:r>
-        <w:t xml:space="preserve">A nota metodológica também pode reaparecer com o número que já recebeu.</w:t>
-      </w:r>
-      <w:hyperlink w:anchor="rfn_note_4" w:history="1">
+        <w:t xml:space="preserve">A second reference to the historical source on the same page reuses its page-local note.</w:t>
+      </w:r>
+      <w:hyperlink w:anchor="rfn_note_s000000_n000003" w:history="1">
         <w:r>
           <w:rPr>
             <w:rStyle w:val="FootnoteReference"/>
           </w:rPr>
-          <w:t>4</w:t>
+          <w:t>3</w:t>
         </w:r>
       </w:hyperlink>
     </w:p>
-    <w:bookmarkEnd w:id="33"/>
-    <w:bookmarkStart w:id="37" w:name="conteúdo-rico"/>
+    <w:p>
+      <w:pPr>
+        <w:pStyle w:val="BodyText"/>
+      </w:pPr>
+      <w:r>
+        <w:t xml:space="preserve">The result is a document in which each printed page carries the references needed to understand that page, while identical notes are not redundantly printed twice on the same page.</w:t>
+      </w:r>
+    </w:p>
+    <w:bookmarkEnd w:id="29"/>
+    <w:bookmarkEnd w:id="30"/>
+    <w:bookmarkStart w:id="31" w:name="configuration"/>
     <w:p>
       <w:pPr>
         <w:pStyle w:val="Heading1"/>
       </w:pPr>
       <w:r>
-        <w:t xml:space="preserve">4. Conteúdo rico</w:t>
+        <w:t xml:space="preserve">Configuration</w:t>
       </w:r>
     </w:p>
     <w:p>
@@ -486,7 +1004,766 @@
         <w:pStyle w:val="FirstParagraph"/>
       </w:pPr>
       <w:r>
-        <w:t xml:space="preserve">Notas com</w:t>
+        <w:t xml:space="preserve">The repository example uses page-local reuse and restarts footnote numbering on every page:</w:t>
+      </w:r>
+    </w:p>
+    <w:p>
+      <w:pPr>
+        <w:pStyle w:val="SourceCode"/>
+      </w:pPr>
+      <w:r>
+        <w:rPr>
+          <w:rStyle w:val="FunctionTok"/>
+        </w:rPr>
+        <w:t xml:space="preserve">bibliography</w:t>
+      </w:r>
+      <w:r>
+        <w:rPr>
+          <w:rStyle w:val="KeywordTok"/>
+        </w:rPr>
+        <w:t xml:space="preserve">:</w:t>
+      </w:r>
+      <w:r>
+        <w:rPr>
+          <w:rStyle w:val="AttributeTok"/>
+        </w:rPr>
+        <w:t xml:space="preserve"> references.bib</w:t>
+      </w:r>
+      <w:r>
+        <w:br/>
+      </w:r>
+      <w:r>
+        <w:br/>
+      </w:r>
+      <w:r>
+        <w:rPr>
+          <w:rStyle w:val="FunctionTok"/>
+        </w:rPr>
+        <w:t xml:space="preserve">filters</w:t>
+      </w:r>
+      <w:r>
+        <w:rPr>
+          <w:rStyle w:val="KeywordTok"/>
+        </w:rPr>
+        <w:t xml:space="preserve">:</w:t>
+      </w:r>
+      <w:r>
+        <w:br/>
+      </w:r>
+      <w:r>
+        <w:rPr>
+          <w:rStyle w:val="AttributeTok"/>
+        </w:rPr>
+        <w:t xml:space="preserve">  </w:t>
+      </w:r>
+      <w:r>
+        <w:rPr>
+          <w:rStyle w:val="KeywordTok"/>
+        </w:rPr>
+        <w:t xml:space="preserve">-</w:t>
+      </w:r>
+      <w:r>
+        <w:rPr>
+          <w:rStyle w:val="AttributeTok"/>
+        </w:rPr>
+        <w:t xml:space="preserve"> bibentry</w:t>
+      </w:r>
+      <w:r>
+        <w:br/>
+      </w:r>
+      <w:r>
+        <w:rPr>
+          <w:rStyle w:val="AttributeTok"/>
+        </w:rPr>
+        <w:t xml:space="preserve">  </w:t>
+      </w:r>
+      <w:r>
+        <w:rPr>
+          <w:rStyle w:val="KeywordTok"/>
+        </w:rPr>
+        <w:t xml:space="preserve">-</w:t>
+      </w:r>
+      <w:r>
+        <w:rPr>
+          <w:rStyle w:val="AttributeTok"/>
+        </w:rPr>
+        <w:t xml:space="preserve"> reusable-footnotes</w:t>
+      </w:r>
+      <w:r>
+        <w:br/>
+      </w:r>
+      <w:r>
+        <w:br/>
+      </w:r>
+      <w:r>
+        <w:rPr>
+          <w:rStyle w:val="FunctionTok"/>
+        </w:rPr>
+        <w:t xml:space="preserve">reusable-footnotes</w:t>
+      </w:r>
+      <w:r>
+        <w:rPr>
+          <w:rStyle w:val="KeywordTok"/>
+        </w:rPr>
+        <w:t xml:space="preserve">:</w:t>
+      </w:r>
+      <w:r>
+        <w:br/>
+      </w:r>
+      <w:r>
+        <w:rPr>
+          <w:rStyle w:val="AttributeTok"/>
+        </w:rPr>
+        <w:t xml:space="preserve">  </w:t>
+      </w:r>
+      <w:r>
+        <w:rPr>
+          <w:rStyle w:val="FunctionTok"/>
+        </w:rPr>
+        <w:t xml:space="preserve">enabled</w:t>
+      </w:r>
+      <w:r>
+        <w:rPr>
+          <w:rStyle w:val="KeywordTok"/>
+        </w:rPr>
+        <w:t xml:space="preserve">:</w:t>
+      </w:r>
+      <w:r>
+        <w:rPr>
+          <w:rStyle w:val="AttributeTok"/>
+        </w:rPr>
+        <w:t xml:space="preserve"> </w:t>
+      </w:r>
+      <w:r>
+        <w:rPr>
+          <w:rStyle w:val="CharTok"/>
+        </w:rPr>
+        <w:t xml:space="preserve">true</w:t>
+      </w:r>
+      <w:r>
+        <w:br/>
+      </w:r>
+      <w:r>
+        <w:rPr>
+          <w:rStyle w:val="AttributeTok"/>
+        </w:rPr>
+        <w:t xml:space="preserve">  </w:t>
+      </w:r>
+      <w:r>
+        <w:rPr>
+          <w:rStyle w:val="FunctionTok"/>
+        </w:rPr>
+        <w:t xml:space="preserve">backlinks</w:t>
+      </w:r>
+      <w:r>
+        <w:rPr>
+          <w:rStyle w:val="KeywordTok"/>
+        </w:rPr>
+        <w:t xml:space="preserve">:</w:t>
+      </w:r>
+      <w:r>
+        <w:rPr>
+          <w:rStyle w:val="AttributeTok"/>
+        </w:rPr>
+        <w:t xml:space="preserve"> </w:t>
+      </w:r>
+      <w:r>
+        <w:rPr>
+          <w:rStyle w:val="CharTok"/>
+        </w:rPr>
+        <w:t xml:space="preserve">true</w:t>
+      </w:r>
+      <w:r>
+        <w:br/>
+      </w:r>
+      <w:r>
+        <w:rPr>
+          <w:rStyle w:val="AttributeTok"/>
+        </w:rPr>
+        <w:t xml:space="preserve">  </w:t>
+      </w:r>
+      <w:r>
+        <w:rPr>
+          <w:rStyle w:val="FunctionTok"/>
+        </w:rPr>
+        <w:t xml:space="preserve">scope</w:t>
+      </w:r>
+      <w:r>
+        <w:rPr>
+          <w:rStyle w:val="KeywordTok"/>
+        </w:rPr>
+        <w:t xml:space="preserve">:</w:t>
+      </w:r>
+      <w:r>
+        <w:rPr>
+          <w:rStyle w:val="AttributeTok"/>
+        </w:rPr>
+        <w:t xml:space="preserve"> page</w:t>
+      </w:r>
+      <w:r>
+        <w:br/>
+      </w:r>
+      <w:r>
+        <w:rPr>
+          <w:rStyle w:val="AttributeTok"/>
+        </w:rPr>
+        <w:t xml:space="preserve">  </w:t>
+      </w:r>
+      <w:r>
+        <w:rPr>
+          <w:rStyle w:val="FunctionTok"/>
+        </w:rPr>
+        <w:t xml:space="preserve">numbering</w:t>
+      </w:r>
+      <w:r>
+        <w:rPr>
+          <w:rStyle w:val="KeywordTok"/>
+        </w:rPr>
+        <w:t xml:space="preserve">:</w:t>
+      </w:r>
+      <w:r>
+        <w:rPr>
+          <w:rStyle w:val="AttributeTok"/>
+        </w:rPr>
+        <w:t xml:space="preserve"> page</w:t>
+      </w:r>
+      <w:r>
+        <w:br/>
+      </w:r>
+      <w:r>
+        <w:rPr>
+          <w:rStyle w:val="AttributeTok"/>
+        </w:rPr>
+        <w:t xml:space="preserve">  </w:t>
+      </w:r>
+      <w:r>
+        <w:rPr>
+          <w:rStyle w:val="FunctionTok"/>
+        </w:rPr>
+        <w:t xml:space="preserve">docx-scope</w:t>
+      </w:r>
+      <w:r>
+        <w:rPr>
+          <w:rStyle w:val="KeywordTok"/>
+        </w:rPr>
+        <w:t xml:space="preserve">:</w:t>
+      </w:r>
+      <w:r>
+        <w:rPr>
+          <w:rStyle w:val="AttributeTok"/>
+        </w:rPr>
+        <w:t xml:space="preserve"> pagebreak</w:t>
+      </w:r>
+      <w:r>
+        <w:br/>
+      </w:r>
+      <w:r>
+        <w:br/>
+      </w:r>
+      <w:r>
+        <w:rPr>
+          <w:rStyle w:val="FunctionTok"/>
+        </w:rPr>
+        <w:t xml:space="preserve">format</w:t>
+      </w:r>
+      <w:r>
+        <w:rPr>
+          <w:rStyle w:val="KeywordTok"/>
+        </w:rPr>
+        <w:t xml:space="preserve">:</w:t>
+      </w:r>
+      <w:r>
+        <w:br/>
+      </w:r>
+      <w:r>
+        <w:rPr>
+          <w:rStyle w:val="AttributeTok"/>
+        </w:rPr>
+        <w:t xml:space="preserve">  </w:t>
+      </w:r>
+      <w:r>
+        <w:rPr>
+          <w:rStyle w:val="FunctionTok"/>
+        </w:rPr>
+        <w:t xml:space="preserve">html</w:t>
+      </w:r>
+      <w:r>
+        <w:rPr>
+          <w:rStyle w:val="KeywordTok"/>
+        </w:rPr>
+        <w:t xml:space="preserve">:</w:t>
+      </w:r>
+      <w:r>
+        <w:br/>
+      </w:r>
+      <w:r>
+        <w:rPr>
+          <w:rStyle w:val="AttributeTok"/>
+        </w:rPr>
+        <w:t xml:space="preserve">    </w:t>
+      </w:r>
+      <w:r>
+        <w:rPr>
+          <w:rStyle w:val="FunctionTok"/>
+        </w:rPr>
+        <w:t xml:space="preserve">toc</w:t>
+      </w:r>
+      <w:r>
+        <w:rPr>
+          <w:rStyle w:val="KeywordTok"/>
+        </w:rPr>
+        <w:t xml:space="preserve">:</w:t>
+      </w:r>
+      <w:r>
+        <w:rPr>
+          <w:rStyle w:val="AttributeTok"/>
+        </w:rPr>
+        <w:t xml:space="preserve"> </w:t>
+      </w:r>
+      <w:r>
+        <w:rPr>
+          <w:rStyle w:val="CharTok"/>
+        </w:rPr>
+        <w:t xml:space="preserve">true</w:t>
+      </w:r>
+      <w:r>
+        <w:br/>
+      </w:r>
+      <w:r>
+        <w:rPr>
+          <w:rStyle w:val="AttributeTok"/>
+        </w:rPr>
+        <w:t xml:space="preserve">  </w:t>
+      </w:r>
+      <w:r>
+        <w:rPr>
+          <w:rStyle w:val="FunctionTok"/>
+        </w:rPr>
+        <w:t xml:space="preserve">pdf</w:t>
+      </w:r>
+      <w:r>
+        <w:rPr>
+          <w:rStyle w:val="KeywordTok"/>
+        </w:rPr>
+        <w:t xml:space="preserve">:</w:t>
+      </w:r>
+      <w:r>
+        <w:br/>
+      </w:r>
+      <w:r>
+        <w:rPr>
+          <w:rStyle w:val="AttributeTok"/>
+        </w:rPr>
+        <w:t xml:space="preserve">    </w:t>
+      </w:r>
+      <w:r>
+        <w:rPr>
+          <w:rStyle w:val="FunctionTok"/>
+        </w:rPr>
+        <w:t xml:space="preserve">toc</w:t>
+      </w:r>
+      <w:r>
+        <w:rPr>
+          <w:rStyle w:val="KeywordTok"/>
+        </w:rPr>
+        <w:t xml:space="preserve">:</w:t>
+      </w:r>
+      <w:r>
+        <w:rPr>
+          <w:rStyle w:val="AttributeTok"/>
+        </w:rPr>
+        <w:t xml:space="preserve"> </w:t>
+      </w:r>
+      <w:r>
+        <w:rPr>
+          <w:rStyle w:val="CharTok"/>
+        </w:rPr>
+        <w:t xml:space="preserve">true</w:t>
+      </w:r>
+      <w:r>
+        <w:br/>
+      </w:r>
+      <w:r>
+        <w:rPr>
+          <w:rStyle w:val="AttributeTok"/>
+        </w:rPr>
+        <w:t xml:space="preserve">    </w:t>
+      </w:r>
+      <w:r>
+        <w:rPr>
+          <w:rStyle w:val="FunctionTok"/>
+        </w:rPr>
+        <w:t xml:space="preserve">pdf-engine</w:t>
+      </w:r>
+      <w:r>
+        <w:rPr>
+          <w:rStyle w:val="KeywordTok"/>
+        </w:rPr>
+        <w:t xml:space="preserve">:</w:t>
+      </w:r>
+      <w:r>
+        <w:rPr>
+          <w:rStyle w:val="AttributeTok"/>
+        </w:rPr>
+        <w:t xml:space="preserve"> lualatex</w:t>
+      </w:r>
+      <w:r>
+        <w:br/>
+      </w:r>
+      <w:r>
+        <w:rPr>
+          <w:rStyle w:val="AttributeTok"/>
+        </w:rPr>
+        <w:t xml:space="preserve">  </w:t>
+      </w:r>
+      <w:r>
+        <w:rPr>
+          <w:rStyle w:val="FunctionTok"/>
+        </w:rPr>
+        <w:t xml:space="preserve">docx</w:t>
+      </w:r>
+      <w:r>
+        <w:rPr>
+          <w:rStyle w:val="KeywordTok"/>
+        </w:rPr>
+        <w:t xml:space="preserve">:</w:t>
+      </w:r>
+      <w:r>
+        <w:br/>
+      </w:r>
+      <w:r>
+        <w:rPr>
+          <w:rStyle w:val="AttributeTok"/>
+        </w:rPr>
+        <w:t xml:space="preserve">    </w:t>
+      </w:r>
+      <w:r>
+        <w:rPr>
+          <w:rStyle w:val="FunctionTok"/>
+        </w:rPr>
+        <w:t xml:space="preserve">toc</w:t>
+      </w:r>
+      <w:r>
+        <w:rPr>
+          <w:rStyle w:val="KeywordTok"/>
+        </w:rPr>
+        <w:t xml:space="preserve">:</w:t>
+      </w:r>
+      <w:r>
+        <w:rPr>
+          <w:rStyle w:val="AttributeTok"/>
+        </w:rPr>
+        <w:t xml:space="preserve"> </w:t>
+      </w:r>
+      <w:r>
+        <w:rPr>
+          <w:rStyle w:val="CharTok"/>
+        </w:rPr>
+        <w:t xml:space="preserve">false</w:t>
+      </w:r>
+      <w:r>
+        <w:br/>
+      </w:r>
+      <w:r>
+        <w:rPr>
+          <w:rStyle w:val="AttributeTok"/>
+        </w:rPr>
+        <w:t xml:space="preserve">    </w:t>
+      </w:r>
+      <w:r>
+        <w:rPr>
+          <w:rStyle w:val="FunctionTok"/>
+        </w:rPr>
+        <w:t xml:space="preserve">reference-doc</w:t>
+      </w:r>
+      <w:r>
+        <w:rPr>
+          <w:rStyle w:val="KeywordTok"/>
+        </w:rPr>
+        <w:t xml:space="preserve">:</w:t>
+      </w:r>
+      <w:r>
+        <w:rPr>
+          <w:rStyle w:val="AttributeTok"/>
+        </w:rPr>
+        <w:t xml:space="preserve"> _extensions/reusable-footnotes/reference-page.docx</w:t>
+      </w:r>
+    </w:p>
+    <w:p>
+      <w:pPr>
+        <w:pStyle w:val="FirstParagraph"/>
+      </w:pPr>
+      <w:r>
+        <w:t xml:space="preserve">The main options are:</w:t>
+      </w:r>
+    </w:p>
+    <w:p>
+      <w:pPr>
+        <w:pStyle w:val="Compact"/>
+        <w:numPr>
+          <w:ilvl w:val="0"/>
+          <w:numId w:val="1001"/>
+        </w:numPr>
+      </w:pPr>
+      <w:r>
+        <w:rPr>
+          <w:rStyle w:val="VerbatimChar"/>
+        </w:rPr>
+        <w:t xml:space="preserve">scope: page</w:t>
+      </w:r>
+      <w:r>
+        <w:t xml:space="preserve">: identical notes are reused only within the current page scope and may appear again later.</w:t>
+      </w:r>
+    </w:p>
+    <w:p>
+      <w:pPr>
+        <w:pStyle w:val="Compact"/>
+        <w:numPr>
+          <w:ilvl w:val="0"/>
+          <w:numId w:val="1001"/>
+        </w:numPr>
+      </w:pPr>
+      <w:r>
+        <w:rPr>
+          <w:rStyle w:val="VerbatimChar"/>
+        </w:rPr>
+        <w:t xml:space="preserve">numbering: page</w:t>
+      </w:r>
+      <w:r>
+        <w:t xml:space="preserve">: numbering restarts at</w:t>
+      </w:r>
+      <w:r>
+        <w:t xml:space="preserve"> </w:t>
+      </w:r>
+      <w:r>
+        <w:rPr>
+          <w:rStyle w:val="VerbatimChar"/>
+        </w:rPr>
+        <w:t xml:space="preserve">1</w:t>
+      </w:r>
+      <w:r>
+        <w:t xml:space="preserve"> </w:t>
+      </w:r>
+      <w:r>
+        <w:t xml:space="preserve">on every printed page.</w:t>
+      </w:r>
+    </w:p>
+    <w:p>
+      <w:pPr>
+        <w:pStyle w:val="Compact"/>
+        <w:numPr>
+          <w:ilvl w:val="0"/>
+          <w:numId w:val="1001"/>
+        </w:numPr>
+      </w:pPr>
+      <w:r>
+        <w:rPr>
+          <w:rStyle w:val="VerbatimChar"/>
+        </w:rPr>
+        <w:t xml:space="preserve">numbering: continuous</w:t>
+      </w:r>
+      <w:r>
+        <w:t xml:space="preserve">: numbering continues across pages while reuse remains page-local.</w:t>
+      </w:r>
+    </w:p>
+    <w:p>
+      <w:pPr>
+        <w:pStyle w:val="Compact"/>
+        <w:numPr>
+          <w:ilvl w:val="0"/>
+          <w:numId w:val="1001"/>
+        </w:numPr>
+      </w:pPr>
+      <w:r>
+        <w:rPr>
+          <w:rStyle w:val="VerbatimChar"/>
+        </w:rPr>
+        <w:t xml:space="preserve">docx-scope: pagebreak</w:t>
+      </w:r>
+      <w:r>
+        <w:t xml:space="preserve">: explicit</w:t>
+      </w:r>
+      <w:r>
+        <w:t xml:space="preserve"> </w:t>
+      </w:r>
+      <w:r>
+        <w:t xml:space="preserve"> </w:t>
+      </w:r>
+      <w:r>
+        <w:t xml:space="preserve">boundaries define deterministic DOCX page scopes before Word performs final layout.</w:t>
+      </w:r>
+    </w:p>
+    <w:p>
+      <w:pPr>
+        <w:pStyle w:val="Compact"/>
+        <w:numPr>
+          <w:ilvl w:val="0"/>
+          <w:numId w:val="1001"/>
+        </w:numPr>
+      </w:pPr>
+      <w:r>
+        <w:rPr>
+          <w:rStyle w:val="VerbatimChar"/>
+        </w:rPr>
+        <w:t xml:space="preserve">backlinks: true</w:t>
+      </w:r>
+      <w:r>
+        <w:t xml:space="preserve">: HTML adds discreet return links for repeated calls to the same local footnote.</w:t>
+      </w:r>
+    </w:p>
+    <w:p>
+      <w:pPr>
+        <w:pStyle w:val="FirstParagraph"/>
+      </w:pPr>
+      <w:r>
+        <w:t xml:space="preserve">For continuous numbering, change only:</w:t>
+      </w:r>
+    </w:p>
+    <w:p>
+      <w:pPr>
+        <w:pStyle w:val="SourceCode"/>
+      </w:pPr>
+      <w:r>
+        <w:rPr>
+          <w:rStyle w:val="FunctionTok"/>
+        </w:rPr>
+        <w:t xml:space="preserve">reusable-footnotes</w:t>
+      </w:r>
+      <w:r>
+        <w:rPr>
+          <w:rStyle w:val="KeywordTok"/>
+        </w:rPr>
+        <w:t xml:space="preserve">:</w:t>
+      </w:r>
+      <w:r>
+        <w:br/>
+      </w:r>
+      <w:r>
+        <w:rPr>
+          <w:rStyle w:val="AttributeTok"/>
+        </w:rPr>
+        <w:t xml:space="preserve">  </w:t>
+      </w:r>
+      <w:r>
+        <w:rPr>
+          <w:rStyle w:val="FunctionTok"/>
+        </w:rPr>
+        <w:t xml:space="preserve">scope</w:t>
+      </w:r>
+      <w:r>
+        <w:rPr>
+          <w:rStyle w:val="KeywordTok"/>
+        </w:rPr>
+        <w:t xml:space="preserve">:</w:t>
+      </w:r>
+      <w:r>
+        <w:rPr>
+          <w:rStyle w:val="AttributeTok"/>
+        </w:rPr>
+        <w:t xml:space="preserve"> page</w:t>
+      </w:r>
+      <w:r>
+        <w:br/>
+      </w:r>
+      <w:r>
+        <w:rPr>
+          <w:rStyle w:val="AttributeTok"/>
+        </w:rPr>
+        <w:t xml:space="preserve">  </w:t>
+      </w:r>
+      <w:r>
+        <w:rPr>
+          <w:rStyle w:val="FunctionTok"/>
+        </w:rPr>
+        <w:t xml:space="preserve">numbering</w:t>
+      </w:r>
+      <w:r>
+        <w:rPr>
+          <w:rStyle w:val="KeywordTok"/>
+        </w:rPr>
+        <w:t xml:space="preserve">:</w:t>
+      </w:r>
+      <w:r>
+        <w:rPr>
+          <w:rStyle w:val="AttributeTok"/>
+        </w:rPr>
+        <w:t xml:space="preserve"> continuous</w:t>
+      </w:r>
+      <w:r>
+        <w:br/>
+      </w:r>
+      <w:r>
+        <w:rPr>
+          <w:rStyle w:val="AttributeTok"/>
+        </w:rPr>
+        <w:t xml:space="preserve">  </w:t>
+      </w:r>
+      <w:r>
+        <w:rPr>
+          <w:rStyle w:val="FunctionTok"/>
+        </w:rPr>
+        <w:t xml:space="preserve">docx-scope</w:t>
+      </w:r>
+      <w:r>
+        <w:rPr>
+          <w:rStyle w:val="KeywordTok"/>
+        </w:rPr>
+        <w:t xml:space="preserve">:</w:t>
+      </w:r>
+      <w:r>
+        <w:rPr>
+          <w:rStyle w:val="AttributeTok"/>
+        </w:rPr>
+        <w:t xml:space="preserve"> pagebreak</w:t>
+      </w:r>
+    </w:p>
+    <w:p>
+      <w:pPr>
+        <w:pStyle w:val="FirstParagraph"/>
+      </w:pPr>
+      <w:r>
+        <w:t xml:space="preserve">For DOCX page-local numbering, the supplied</w:t>
+      </w:r>
+      <w:r>
+        <w:t xml:space="preserve"> </w:t>
+      </w:r>
+      <w:r>
+        <w:rPr>
+          <w:rStyle w:val="VerbatimChar"/>
+        </w:rPr>
+        <w:t xml:space="preserve">reference-page.docx</w:t>
+      </w:r>
+      <w:r>
+        <w:t xml:space="preserve"> </w:t>
+      </w:r>
+      <w:r>
+        <w:t xml:space="preserve">configures Word’s native footnote counter to restart on each page. For continuous DOCX numbering, omit that reference document or use a custom continuous-numbering reference DOCX.</w:t>
+      </w:r>
+    </w:p>
+    <w:bookmarkEnd w:id="31"/>
+    <w:bookmarkStart w:id="38" w:name="html-websites-and-books"/>
+    <w:p>
+      <w:pPr>
+        <w:pStyle w:val="Heading1"/>
+      </w:pPr>
+      <w:r>
+        <w:t xml:space="preserve">HTML websites and books</w:t>
+      </w:r>
+    </w:p>
+    <w:p>
+      <w:pPr>
+        <w:pStyle w:val="FirstParagraph"/>
+      </w:pPr>
+      <w:r>
+        <w:t xml:space="preserve">A standalone HTML document is one scrolling document, so there is no physical-page concept comparable to PDF or DOCX. The whole file is therefore one logical reusable-footnote scope.</w:t>
+      </w:r>
+    </w:p>
+    <w:p>
+      <w:pPr>
+        <w:pStyle w:val="BodyText"/>
+      </w:pPr>
+      <w:r>
+        <w:t xml:space="preserve">A Quarto</w:t>
       </w:r>
       <w:r>
         <w:t xml:space="preserve"> </w:t>
@@ -496,97 +1773,149 @@
           <w:b/>
           <w:bCs/>
         </w:rPr>
-        <w:t xml:space="preserve">ênfase</w:t>
-      </w:r>
-      <w:r>
-        <w:t xml:space="preserve">,</w:t>
-      </w:r>
-      <w:r>
-        <w:t xml:space="preserve"> </w:t>
-      </w:r>
-      <w:r>
-        <w:rPr>
-          <w:rStyle w:val="VerbatimChar"/>
-        </w:rPr>
-        <w:t xml:space="preserve">código</w:t>
-      </w:r>
-      <w:r>
-        <w:t xml:space="preserve"> </w:t>
-      </w:r>
-      <w:r>
-        <w:t xml:space="preserve">e links também podem ser reutilizadas.</w:t>
-      </w:r>
-      <w:r>
-        <w:rPr>
-          <w:rStyle w:val="FootnoteReference"/>
-        </w:rPr>
-        <w:footnoteReference w:id="34"/>
-      </w:r>
-    </w:p>
-    <w:p>
-      <w:pPr>
-        <w:pStyle w:val="BodyText"/>
-      </w:pPr>
-      <w:r>
-        <w:t xml:space="preserve">O conteúdo rico idêntico continua sendo reconhecido.</w:t>
-      </w:r>
-      <w:hyperlink w:anchor="rfn_note_5" w:history="1">
+        <w:t xml:space="preserve">website</w:t>
+      </w:r>
+      <w:r>
+        <w:t xml:space="preserve"> </w:t>
+      </w:r>
+      <w:r>
+        <w:t xml:space="preserve">or</w:t>
+      </w:r>
+      <w:r>
+        <w:t xml:space="preserve"> </w:t>
+      </w:r>
+      <w:r>
+        <w:rPr>
+          <w:b/>
+          <w:bCs/>
+        </w:rPr>
+        <w:t xml:space="preserve">HTML book</w:t>
+      </w:r>
+      <w:r>
+        <w:t xml:space="preserve"> </w:t>
+      </w:r>
+      <w:r>
+        <w:t xml:space="preserve">is different: each</w:t>
+      </w:r>
+      <w:r>
+        <w:t xml:space="preserve"> </w:t>
+      </w:r>
+      <w:r>
+        <w:rPr>
+          <w:rStyle w:val="VerbatimChar"/>
+        </w:rPr>
+        <w:t xml:space="preserve">.qmd</w:t>
+      </w:r>
+      <w:r>
+        <w:t xml:space="preserve"> </w:t>
+      </w:r>
+      <w:r>
+        <w:t xml:space="preserve">page or chapter is rendered as its own HTML page. The reusable-footnote scope starts fresh for every page, but numbering can either restart or continue globally.</w:t>
+      </w:r>
+    </w:p>
+    <w:bookmarkStart w:id="34" w:name="page-local-numbering"/>
+    <w:p>
+      <w:pPr>
+        <w:pStyle w:val="Heading2"/>
+      </w:pPr>
+      <w:r>
+        <w:t xml:space="preserve">Page-local numbering</w:t>
+      </w:r>
+    </w:p>
+    <w:p>
+      <w:pPr>
+        <w:pStyle w:val="FirstParagraph"/>
+      </w:pPr>
+      <w:r>
+        <w:t xml:space="preserve">Each rendered HTML page starts again at</w:t>
+      </w:r>
+      <w:r>
+        <w:t xml:space="preserve"> </w:t>
+      </w:r>
+      <w:r>
+        <w:rPr>
+          <w:rStyle w:val="VerbatimChar"/>
+        </w:rPr>
+        <w:t xml:space="preserve">1</w:t>
+      </w:r>
+      <w:r>
+        <w:t xml:space="preserve">; repeated calls within the page reuse the local canonical footnote.</w:t>
+      </w:r>
+    </w:p>
+    <w:p>
+      <w:pPr>
+        <w:pStyle w:val="Compact"/>
+        <w:numPr>
+          <w:ilvl w:val="0"/>
+          <w:numId w:val="1002"/>
+        </w:numPr>
+      </w:pPr>
+      <w:hyperlink r:id="rId32">
         <w:r>
           <w:rPr>
-            <w:rStyle w:val="FootnoteReference"/>
+            <w:rStyle w:val="Hyperlink"/>
           </w:rPr>
-          <w:t>5</w:t>
+          <w:t xml:space="preserve">Website example — page-local numbering</w:t>
         </w:r>
       </w:hyperlink>
     </w:p>
-    <w:bookmarkEnd w:id="37"/>
-    <w:bookmarkStart w:id="40" w:name="nota-com-vários-parágrafos"/>
-    <w:p>
-      <w:pPr>
-        <w:pStyle w:val="Heading1"/>
-      </w:pPr>
-      <w:r>
-        <w:t xml:space="preserve">5. Nota com vários parágrafos</w:t>
-      </w:r>
-    </w:p>
-    <w:p>
-      <w:pPr>
-        <w:pStyle w:val="FirstParagraph"/>
-      </w:pPr>
-      <w:r>
-        <w:t xml:space="preserve">Uma nota nomeada pode conter mais de um parágrafo.</w:t>
-      </w:r>
-      <w:r>
-        <w:rPr>
-          <w:rStyle w:val="FootnoteReference"/>
-        </w:rPr>
-        <w:footnoteReference w:id="38"/>
-      </w:r>
-    </w:p>
-    <w:p>
-      <w:pPr>
-        <w:pStyle w:val="BodyText"/>
-      </w:pPr>
-      <w:r>
-        <w:t xml:space="preserve">Depois ela pode ser chamada novamente.</w:t>
-      </w:r>
-      <w:hyperlink w:anchor="rfn_note_6" w:history="1">
+    <w:p>
+      <w:pPr>
+        <w:pStyle w:val="Compact"/>
+        <w:numPr>
+          <w:ilvl w:val="0"/>
+          <w:numId w:val="1002"/>
+        </w:numPr>
+      </w:pPr>
+      <w:hyperlink r:id="rId33">
         <w:r>
           <w:rPr>
-            <w:rStyle w:val="FootnoteReference"/>
+            <w:rStyle w:val="Hyperlink"/>
           </w:rPr>
-          <w:t>6</w:t>
+          <w:t xml:space="preserve">Book example — page-local numbering</w:t>
         </w:r>
       </w:hyperlink>
     </w:p>
-    <w:bookmarkEnd w:id="40"/>
-    <w:bookmarkStart w:id="43" w:name="correspondência-é-exata"/>
-    <w:p>
-      <w:pPr>
-        <w:pStyle w:val="Heading1"/>
-      </w:pPr>
-      <w:r>
-        <w:t xml:space="preserve">6. Correspondência é exata</w:t>
+    <w:p>
+      <w:pPr>
+        <w:pStyle w:val="SourceCode"/>
+      </w:pPr>
+      <w:r>
+        <w:rPr>
+          <w:rStyle w:val="ExtensionTok"/>
+        </w:rPr>
+        <w:t xml:space="preserve">quarto</w:t>
+      </w:r>
+      <w:r>
+        <w:rPr>
+          <w:rStyle w:val="NormalTok"/>
+        </w:rPr>
+        <w:t xml:space="preserve"> preview examples/website</w:t>
+      </w:r>
+      <w:r>
+        <w:br/>
+      </w:r>
+      <w:r>
+        <w:rPr>
+          <w:rStyle w:val="ExtensionTok"/>
+        </w:rPr>
+        <w:t xml:space="preserve">quarto</w:t>
+      </w:r>
+      <w:r>
+        <w:rPr>
+          <w:rStyle w:val="NormalTok"/>
+        </w:rPr>
+        <w:t xml:space="preserve"> preview examples/book</w:t>
+      </w:r>
+    </w:p>
+    <w:bookmarkEnd w:id="34"/>
+    <w:bookmarkStart w:id="37" w:name="global-numbering"/>
+    <w:p>
+      <w:pPr>
+        <w:pStyle w:val="Heading2"/>
+      </w:pPr>
+      <w:r>
+        <w:t xml:space="preserve">Global numbering</w:t>
       </w:r>
     </w:p>
     <w:p>
@@ -594,137 +1923,798 @@
         <w:pStyle w:val="FirstParagraph"/>
       </w:pPr>
       <w:r>
-        <w:t xml:space="preserve">Estas duas notas são diferentes porque o conteúdo não é exatamente o mesmo.</w:t>
-      </w:r>
-      <w:r>
-        <w:rPr>
-          <w:rStyle w:val="FootnoteReference"/>
-        </w:rPr>
-        <w:footnoteReference w:id="41"/>
-      </w:r>
-    </w:p>
-    <w:p>
-      <w:pPr>
-        <w:pStyle w:val="BodyText"/>
-      </w:pPr>
-      <w:r>
-        <w:t xml:space="preserve">Esta recebe outro número.</w:t>
-      </w:r>
-      <w:r>
-        <w:rPr>
-          <w:rStyle w:val="FootnoteReference"/>
-        </w:rPr>
-        <w:footnoteReference w:id="42"/>
-      </w:r>
-    </w:p>
-    <w:p>
-      <w:pPr>
-        <w:pStyle w:val="BodyText"/>
-      </w:pPr>
-      <w:r>
-        <w:t xml:space="preserve">Isso é intencional: a extensão não tenta inferir que textos parecidos se</w:t>
-      </w:r>
-      <w:r>
-        <w:t xml:space="preserve"> </w:t>
-      </w:r>
-      <w:r>
-        <w:t xml:space="preserve">referem à mesma fonte.</w:t>
-      </w:r>
-    </w:p>
-    <w:bookmarkEnd w:id="43"/>
-    <w:bookmarkStart w:id="46" w:name="mistura-de-formas"/>
-    <w:p>
-      <w:pPr>
-        <w:pStyle w:val="Heading1"/>
-      </w:pPr>
-      <w:r>
-        <w:t xml:space="preserve">7. Mistura de formas</w:t>
-      </w:r>
-    </w:p>
-    <w:p>
-      <w:pPr>
-        <w:pStyle w:val="FirstParagraph"/>
-      </w:pPr>
-      <w:r>
-        <w:t xml:space="preserve">O mecanismo não depende de a nota original ter sido escrita inline ou com um</w:t>
-      </w:r>
-      <w:r>
-        <w:t xml:space="preserve"> </w:t>
-      </w:r>
-      <w:r>
-        <w:t xml:space="preserve">identificador. Pandoc transforma ambas em nós</w:t>
-      </w:r>
-      <w:r>
-        <w:t xml:space="preserve"> </w:t>
-      </w:r>
-      <w:r>
-        <w:rPr>
-          <w:rStyle w:val="VerbatimChar"/>
-        </w:rPr>
-        <w:t xml:space="preserve">Note</w:t>
-      </w:r>
-      <w:r>
-        <w:t xml:space="preserve">; a extensão compara o</w:t>
-      </w:r>
-      <w:r>
-        <w:t xml:space="preserve"> </w:t>
-      </w:r>
-      <w:r>
-        <w:t xml:space="preserve">conteúdo resultante.</w:t>
-      </w:r>
-    </w:p>
-    <w:p>
-      <w:pPr>
-        <w:pStyle w:val="BodyText"/>
-      </w:pPr>
-      <w:r>
-        <w:t xml:space="preserve">Uma nota inline aparece aqui.</w:t>
-      </w:r>
-      <w:r>
-        <w:rPr>
-          <w:rStyle w:val="FootnoteReference"/>
-        </w:rPr>
-        <w:footnoteReference w:id="44"/>
-      </w:r>
-    </w:p>
-    <w:p>
-      <w:pPr>
-        <w:pStyle w:val="BodyText"/>
-      </w:pPr>
-      <w:r>
-        <w:t xml:space="preserve">A mesma frase pode ser definida como nota nomeada e reutilizada abaixo.</w:t>
-      </w:r>
-      <w:hyperlink w:anchor="rfn_note_9" w:history="1">
+        <w:t xml:space="preserve">The footnote</w:t>
+      </w:r>
+      <w:r>
+        <w:t xml:space="preserve"> </w:t>
+      </w:r>
+      <w:r>
+        <w:rPr>
+          <w:b/>
+          <w:bCs/>
+        </w:rPr>
+        <w:t xml:space="preserve">scope remains page-local</w:t>
+      </w:r>
+      <w:r>
+        <w:t xml:space="preserve">, but the displayed numbers continue across pages. In the examples below, the first page contributes</w:t>
+      </w:r>
+      <w:r>
+        <w:t xml:space="preserve"> </w:t>
+      </w:r>
+      <w:r>
+        <w:rPr>
+          <w:rStyle w:val="VerbatimChar"/>
+        </w:rPr>
+        <w:t xml:space="preserve">1, 2</w:t>
+      </w:r>
+      <w:r>
+        <w:t xml:space="preserve">, the second</w:t>
+      </w:r>
+      <w:r>
+        <w:t xml:space="preserve"> </w:t>
+      </w:r>
+      <w:r>
+        <w:rPr>
+          <w:rStyle w:val="VerbatimChar"/>
+        </w:rPr>
+        <w:t xml:space="preserve">3, 4</w:t>
+      </w:r>
+      <w:r>
+        <w:t xml:space="preserve">, and the third</w:t>
+      </w:r>
+      <w:r>
+        <w:t xml:space="preserve"> </w:t>
+      </w:r>
+      <w:r>
+        <w:rPr>
+          <w:rStyle w:val="VerbatimChar"/>
+        </w:rPr>
+        <w:t xml:space="preserve">5, 6</w:t>
+      </w:r>
+      <w:r>
+        <w:t xml:space="preserve">.</w:t>
+      </w:r>
+    </w:p>
+    <w:p>
+      <w:pPr>
+        <w:pStyle w:val="Compact"/>
+        <w:numPr>
+          <w:ilvl w:val="0"/>
+          <w:numId w:val="1003"/>
+        </w:numPr>
+      </w:pPr>
+      <w:hyperlink r:id="rId35">
         <w:r>
           <w:rPr>
-            <w:rStyle w:val="FootnoteReference"/>
+            <w:rStyle w:val="Hyperlink"/>
           </w:rPr>
-          <w:t>9</w:t>
+          <w:t xml:space="preserve">Website example — global numbering</w:t>
         </w:r>
       </w:hyperlink>
     </w:p>
-    <w:bookmarkEnd w:id="46"/>
-    <w:bookmarkStart w:id="47" w:name="comportamento-por-formato"/>
+    <w:p>
+      <w:pPr>
+        <w:pStyle w:val="Compact"/>
+        <w:numPr>
+          <w:ilvl w:val="0"/>
+          <w:numId w:val="1003"/>
+        </w:numPr>
+      </w:pPr>
+      <w:hyperlink r:id="rId36">
+        <w:r>
+          <w:rPr>
+            <w:rStyle w:val="Hyperlink"/>
+          </w:rPr>
+          <w:t xml:space="preserve">Book example — global numbering</w:t>
+        </w:r>
+      </w:hyperlink>
+    </w:p>
+    <w:p>
+      <w:pPr>
+        <w:pStyle w:val="SourceCode"/>
+      </w:pPr>
+      <w:r>
+        <w:rPr>
+          <w:rStyle w:val="ExtensionTok"/>
+        </w:rPr>
+        <w:t xml:space="preserve">quarto</w:t>
+      </w:r>
+      <w:r>
+        <w:rPr>
+          <w:rStyle w:val="NormalTok"/>
+        </w:rPr>
+        <w:t xml:space="preserve"> preview examples/website-global</w:t>
+      </w:r>
+      <w:r>
+        <w:br/>
+      </w:r>
+      <w:r>
+        <w:rPr>
+          <w:rStyle w:val="ExtensionTok"/>
+        </w:rPr>
+        <w:t xml:space="preserve">quarto</w:t>
+      </w:r>
+      <w:r>
+        <w:rPr>
+          <w:rStyle w:val="NormalTok"/>
+        </w:rPr>
+        <w:t xml:space="preserve"> preview examples/book-global</w:t>
+      </w:r>
+    </w:p>
+    <w:p>
+      <w:pPr>
+        <w:pStyle w:val="FirstParagraph"/>
+      </w:pPr>
+      <w:r>
+        <w:t xml:space="preserve">Because Quarto renders each HTML page independently, continuous project-wide numbering needs an explicit page order:</w:t>
+      </w:r>
+    </w:p>
+    <w:p>
+      <w:pPr>
+        <w:pStyle w:val="SourceCode"/>
+      </w:pPr>
+      <w:r>
+        <w:rPr>
+          <w:rStyle w:val="FunctionTok"/>
+        </w:rPr>
+        <w:t xml:space="preserve">reusable-footnotes</w:t>
+      </w:r>
+      <w:r>
+        <w:rPr>
+          <w:rStyle w:val="KeywordTok"/>
+        </w:rPr>
+        <w:t xml:space="preserve">:</w:t>
+      </w:r>
+      <w:r>
+        <w:br/>
+      </w:r>
+      <w:r>
+        <w:rPr>
+          <w:rStyle w:val="AttributeTok"/>
+        </w:rPr>
+        <w:t xml:space="preserve">  </w:t>
+      </w:r>
+      <w:r>
+        <w:rPr>
+          <w:rStyle w:val="FunctionTok"/>
+        </w:rPr>
+        <w:t xml:space="preserve">scope</w:t>
+      </w:r>
+      <w:r>
+        <w:rPr>
+          <w:rStyle w:val="KeywordTok"/>
+        </w:rPr>
+        <w:t xml:space="preserve">:</w:t>
+      </w:r>
+      <w:r>
+        <w:rPr>
+          <w:rStyle w:val="AttributeTok"/>
+        </w:rPr>
+        <w:t xml:space="preserve"> page</w:t>
+      </w:r>
+      <w:r>
+        <w:br/>
+      </w:r>
+      <w:r>
+        <w:rPr>
+          <w:rStyle w:val="AttributeTok"/>
+        </w:rPr>
+        <w:t xml:space="preserve">  </w:t>
+      </w:r>
+      <w:r>
+        <w:rPr>
+          <w:rStyle w:val="FunctionTok"/>
+        </w:rPr>
+        <w:t xml:space="preserve">numbering</w:t>
+      </w:r>
+      <w:r>
+        <w:rPr>
+          <w:rStyle w:val="KeywordTok"/>
+        </w:rPr>
+        <w:t xml:space="preserve">:</w:t>
+      </w:r>
+      <w:r>
+        <w:rPr>
+          <w:rStyle w:val="AttributeTok"/>
+        </w:rPr>
+        <w:t xml:space="preserve"> continuous</w:t>
+      </w:r>
+      <w:r>
+        <w:br/>
+      </w:r>
+      <w:r>
+        <w:rPr>
+          <w:rStyle w:val="AttributeTok"/>
+        </w:rPr>
+        <w:t xml:space="preserve">  </w:t>
+      </w:r>
+      <w:r>
+        <w:rPr>
+          <w:rStyle w:val="FunctionTok"/>
+        </w:rPr>
+        <w:t xml:space="preserve">html-order</w:t>
+      </w:r>
+      <w:r>
+        <w:rPr>
+          <w:rStyle w:val="KeywordTok"/>
+        </w:rPr>
+        <w:t xml:space="preserve">:</w:t>
+      </w:r>
+      <w:r>
+        <w:br/>
+      </w:r>
+      <w:r>
+        <w:rPr>
+          <w:rStyle w:val="AttributeTok"/>
+        </w:rPr>
+        <w:t xml:space="preserve">    </w:t>
+      </w:r>
+      <w:r>
+        <w:rPr>
+          <w:rStyle w:val="KeywordTok"/>
+        </w:rPr>
+        <w:t xml:space="preserve">-</w:t>
+      </w:r>
+      <w:r>
+        <w:rPr>
+          <w:rStyle w:val="AttributeTok"/>
+        </w:rPr>
+        <w:t xml:space="preserve"> index.qmd</w:t>
+      </w:r>
+      <w:r>
+        <w:br/>
+      </w:r>
+      <w:r>
+        <w:rPr>
+          <w:rStyle w:val="AttributeTok"/>
+        </w:rPr>
+        <w:t xml:space="preserve">    </w:t>
+      </w:r>
+      <w:r>
+        <w:rPr>
+          <w:rStyle w:val="KeywordTok"/>
+        </w:rPr>
+        <w:t xml:space="preserve">-</w:t>
+      </w:r>
+      <w:r>
+        <w:rPr>
+          <w:rStyle w:val="AttributeTok"/>
+        </w:rPr>
+        <w:t xml:space="preserve"> doctrine.qmd</w:t>
+      </w:r>
+      <w:r>
+        <w:br/>
+      </w:r>
+      <w:r>
+        <w:rPr>
+          <w:rStyle w:val="AttributeTok"/>
+        </w:rPr>
+        <w:t xml:space="preserve">    </w:t>
+      </w:r>
+      <w:r>
+        <w:rPr>
+          <w:rStyle w:val="KeywordTok"/>
+        </w:rPr>
+        <w:t xml:space="preserve">-</w:t>
+      </w:r>
+      <w:r>
+        <w:rPr>
+          <w:rStyle w:val="AttributeTok"/>
+        </w:rPr>
+        <w:t xml:space="preserve"> constitution.qmd</w:t>
+      </w:r>
+    </w:p>
+    <w:p>
+      <w:pPr>
+        <w:pStyle w:val="FirstParagraph"/>
+      </w:pPr>
+      <w:r>
+        <w:rPr>
+          <w:rStyle w:val="VerbatimChar"/>
+        </w:rPr>
+        <w:t xml:space="preserve">html-order</w:t>
+      </w:r>
+      <w:r>
+        <w:t xml:space="preserve"> </w:t>
+      </w:r>
+      <w:r>
+        <w:t xml:space="preserve">is used only to calculate the numbering offset contributed by earlier pages. It does</w:t>
+      </w:r>
+      <w:r>
+        <w:t xml:space="preserve"> </w:t>
+      </w:r>
+      <w:r>
+        <w:rPr>
+          <w:b/>
+          <w:bCs/>
+        </w:rPr>
+        <w:t xml:space="preserve">not</w:t>
+      </w:r>
+      <w:r>
+        <w:t xml:space="preserve"> </w:t>
+      </w:r>
+      <w:r>
+        <w:t xml:space="preserve">merge their footnote scopes. A source cited on two pages can therefore appear in both pages’ footnote areas while receiving different numbers in a continuous sequence.</w:t>
+      </w:r>
+    </w:p>
+    <w:p>
+      <w:pPr>
+        <w:pStyle w:val="BodyText"/>
+      </w:pPr>
+      <w:r>
+        <w:t xml:space="preserve">This gives four distinct, demonstrable HTML modes in the repository: website/local, website/global, book/local, and book/global.</w:t>
+      </w:r>
+    </w:p>
+    <w:bookmarkEnd w:id="37"/>
+    <w:bookmarkEnd w:id="38"/>
+    <w:bookmarkStart w:id="39" w:name="why-bibtex-remains-the-source-of-truth"/>
     <w:p>
       <w:pPr>
         <w:pStyle w:val="Heading1"/>
       </w:pPr>
       <w:r>
-        <w:t xml:space="preserve">Comportamento por formato</w:t>
+        <w:t xml:space="preserve">Why BibTeX remains the source of truth</w:t>
+      </w:r>
+    </w:p>
+    <w:p>
+      <w:pPr>
+        <w:pStyle w:val="FirstParagraph"/>
+      </w:pPr>
+      <w:r>
+        <w:t xml:space="preserve">The author should not copy and paste formatted references into</w:t>
+      </w:r>
+      <w:r>
+        <w:t xml:space="preserve"> </w:t>
+      </w:r>
+      <w:r>
+        <w:rPr>
+          <w:rStyle w:val="VerbatimChar"/>
+        </w:rPr>
+        <w:t xml:space="preserve">^[...]</w:t>
+      </w:r>
+      <w:r>
+        <w:t xml:space="preserve">. The</w:t>
+      </w:r>
+      <w:r>
+        <w:t xml:space="preserve"> </w:t>
+      </w:r>
+      <w:r>
+        <w:rPr>
+          <w:rStyle w:val="VerbatimChar"/>
+        </w:rPr>
+        <w:t xml:space="preserve">.bib</w:t>
+      </w:r>
+      <w:r>
+        <w:t xml:space="preserve"> </w:t>
+      </w:r>
+      <w:r>
+        <w:t xml:space="preserve">entry provides the stable bibliographic identity:</w:t>
+      </w:r>
+    </w:p>
+    <w:p>
+      <w:pPr>
+        <w:pStyle w:val="SourceCode"/>
+      </w:pPr>
+      <w:r>
+        <w:rPr>
+          <w:rStyle w:val="VariableTok"/>
+        </w:rPr>
+        <w:t xml:space="preserve">@book</w:t>
+      </w:r>
+      <w:r>
+        <w:rPr>
+          <w:rStyle w:val="NormalTok"/>
+        </w:rPr>
+        <w:t xml:space="preserve">{</w:t>
+      </w:r>
+      <w:r>
+        <w:rPr>
+          <w:rStyle w:val="OtherTok"/>
+        </w:rPr>
+        <w:t xml:space="preserve">silva2026</w:t>
+      </w:r>
+      <w:r>
+        <w:rPr>
+          <w:rStyle w:val="NormalTok"/>
+        </w:rPr>
+        <w:t xml:space="preserve">,</w:t>
+      </w:r>
+      <w:r>
+        <w:br/>
+      </w:r>
+      <w:r>
+        <w:rPr>
+          <w:rStyle w:val="NormalTok"/>
+        </w:rPr>
+        <w:t xml:space="preserve">  </w:t>
+      </w:r>
+      <w:r>
+        <w:rPr>
+          <w:rStyle w:val="DataTypeTok"/>
+        </w:rPr>
+        <w:t xml:space="preserve">author</w:t>
+      </w:r>
+      <w:r>
+        <w:rPr>
+          <w:rStyle w:val="NormalTok"/>
+        </w:rPr>
+        <w:t xml:space="preserve">    = {Silva, José Afonso da},</w:t>
+      </w:r>
+      <w:r>
+        <w:br/>
+      </w:r>
+      <w:r>
+        <w:rPr>
+          <w:rStyle w:val="NormalTok"/>
+        </w:rPr>
+        <w:t xml:space="preserve">  </w:t>
+      </w:r>
+      <w:r>
+        <w:rPr>
+          <w:rStyle w:val="DataTypeTok"/>
+        </w:rPr>
+        <w:t xml:space="preserve">title</w:t>
+      </w:r>
+      <w:r>
+        <w:rPr>
+          <w:rStyle w:val="NormalTok"/>
+        </w:rPr>
+        <w:t xml:space="preserve">     = {Curso de direito constitucional positivo},</w:t>
+      </w:r>
+      <w:r>
+        <w:br/>
+      </w:r>
+      <w:r>
+        <w:rPr>
+          <w:rStyle w:val="NormalTok"/>
+        </w:rPr>
+        <w:t xml:space="preserve">  </w:t>
+      </w:r>
+      <w:r>
+        <w:rPr>
+          <w:rStyle w:val="DataTypeTok"/>
+        </w:rPr>
+        <w:t xml:space="preserve">edition</w:t>
+      </w:r>
+      <w:r>
+        <w:rPr>
+          <w:rStyle w:val="NormalTok"/>
+        </w:rPr>
+        <w:t xml:space="preserve">   = {47},</w:t>
+      </w:r>
+      <w:r>
+        <w:br/>
+      </w:r>
+      <w:r>
+        <w:rPr>
+          <w:rStyle w:val="NormalTok"/>
+        </w:rPr>
+        <w:t xml:space="preserve">  </w:t>
+      </w:r>
+      <w:r>
+        <w:rPr>
+          <w:rStyle w:val="DataTypeTok"/>
+        </w:rPr>
+        <w:t xml:space="preserve">address</w:t>
+      </w:r>
+      <w:r>
+        <w:rPr>
+          <w:rStyle w:val="NormalTok"/>
+        </w:rPr>
+        <w:t xml:space="preserve">   = {São Paulo},</w:t>
+      </w:r>
+      <w:r>
+        <w:br/>
+      </w:r>
+      <w:r>
+        <w:rPr>
+          <w:rStyle w:val="NormalTok"/>
+        </w:rPr>
+        <w:t xml:space="preserve">  </w:t>
+      </w:r>
+      <w:r>
+        <w:rPr>
+          <w:rStyle w:val="DataTypeTok"/>
+        </w:rPr>
+        <w:t xml:space="preserve">publisher</w:t>
+      </w:r>
+      <w:r>
+        <w:rPr>
+          <w:rStyle w:val="NormalTok"/>
+        </w:rPr>
+        <w:t xml:space="preserve"> = {JusPodivm},</w:t>
+      </w:r>
+      <w:r>
+        <w:br/>
+      </w:r>
+      <w:r>
+        <w:rPr>
+          <w:rStyle w:val="NormalTok"/>
+        </w:rPr>
+        <w:t xml:space="preserve">  </w:t>
+      </w:r>
+      <w:r>
+        <w:rPr>
+          <w:rStyle w:val="DataTypeTok"/>
+        </w:rPr>
+        <w:t xml:space="preserve">year</w:t>
+      </w:r>
+      <w:r>
+        <w:rPr>
+          <w:rStyle w:val="NormalTok"/>
+        </w:rPr>
+        <w:t xml:space="preserve">      = {2026},</w:t>
+      </w:r>
+      <w:r>
+        <w:br/>
+      </w:r>
+      <w:r>
+        <w:rPr>
+          <w:rStyle w:val="NormalTok"/>
+        </w:rPr>
+        <w:t xml:space="preserve">  </w:t>
+      </w:r>
+      <w:r>
+        <w:rPr>
+          <w:rStyle w:val="DataTypeTok"/>
+        </w:rPr>
+        <w:t xml:space="preserve">note</w:t>
+      </w:r>
+      <w:r>
+        <w:rPr>
+          <w:rStyle w:val="NormalTok"/>
+        </w:rPr>
+        <w:t xml:space="preserve">      = {Coedição Malheiros}</w:t>
+      </w:r>
+      <w:r>
+        <w:br/>
+      </w:r>
+      <w:r>
+        <w:rPr>
+          <w:rStyle w:val="NormalTok"/>
+        </w:rPr>
+        <w:t xml:space="preserve">}</w:t>
+      </w:r>
+    </w:p>
+    <w:p>
+      <w:pPr>
+        <w:pStyle w:val="FirstParagraph"/>
+      </w:pPr>
+      <w:r>
+        <w:t xml:space="preserve">The same entry can then be represented in three different ways without duplicating data:</w:t>
+      </w:r>
+    </w:p>
+    <w:p>
+      <w:pPr>
+        <w:pStyle w:val="SourceCode"/>
+      </w:pPr>
+      <w:r>
+        <w:rPr>
+          <w:rStyle w:val="VerbatimChar"/>
+        </w:rPr>
+        <w:t xml:space="preserve">Normal citation: [@silva2026]</w:t>
+      </w:r>
+      <w:r>
+        <w:br/>
+      </w:r>
+      <w:r>
+        <w:br/>
+      </w:r>
+      <w:r>
+        <w:rPr>
+          <w:rStyle w:val="VerbatimChar"/>
+        </w:rPr>
+        <w:t xml:space="preserve">Full entry: [@silva2026]{.bibentry}</w:t>
+      </w:r>
+      <w:r>
+        <w:br/>
+      </w:r>
+      <w:r>
+        <w:br/>
+      </w:r>
+      <w:r>
+        <w:rPr>
+          <w:rStyle w:val="VerbatimChar"/>
+        </w:rPr>
+        <w:t xml:space="preserve">Full entry in a footnote: ^[See [@silva2026]{.bibentry}]</w:t>
+      </w:r>
+    </w:p>
+    <w:bookmarkEnd w:id="39"/>
+    <w:bookmarkStart w:id="41" w:name="bibentry-integration"/>
+    <w:p>
+      <w:pPr>
+        <w:pStyle w:val="Heading1"/>
+      </w:pPr>
+      <w:r>
+        <w:rPr>
+          <w:rStyle w:val="VerbatimChar"/>
+        </w:rPr>
+        <w:t xml:space="preserve">bibentry</w:t>
+      </w:r>
+      <w:r>
+        <w:t xml:space="preserve"> </w:t>
+      </w:r>
+      <w:r>
+        <w:t xml:space="preserve">integration</w:t>
+      </w:r>
+    </w:p>
+    <w:p>
+      <w:pPr>
+        <w:pStyle w:val="FirstParagraph"/>
+      </w:pPr>
+      <w:r>
+        <w:t xml:space="preserve">This repository currently vendors an</w:t>
+      </w:r>
+      <w:r>
+        <w:t xml:space="preserve"> </w:t>
+      </w:r>
+      <w:r>
+        <w:rPr>
+          <w:b/>
+          <w:bCs/>
+        </w:rPr>
+        <w:t xml:space="preserve">extended development version</w:t>
+      </w:r>
+      <w:r>
+        <w:t xml:space="preserve"> </w:t>
+      </w:r>
+      <w:r>
+        <w:t xml:space="preserve">of Fred Guth’s</w:t>
+      </w:r>
+      <w:r>
+        <w:t xml:space="preserve"> </w:t>
+      </w:r>
+      <w:hyperlink r:id="rId40">
+        <w:r>
+          <w:rPr>
+            <w:rStyle w:val="VerbatimChar"/>
+          </w:rPr>
+          <w:t xml:space="preserve">bibentry</w:t>
+        </w:r>
+      </w:hyperlink>
+      <w:r>
+        <w:t xml:space="preserve"> </w:t>
+      </w:r>
+      <w:r>
+        <w:t xml:space="preserve">extension under</w:t>
+      </w:r>
+      <w:r>
+        <w:t xml:space="preserve"> </w:t>
+      </w:r>
+      <w:r>
+        <w:rPr>
+          <w:rStyle w:val="VerbatimChar"/>
+        </w:rPr>
+        <w:t xml:space="preserve">_extensions/bibentry/</w:t>
+      </w:r>
+      <w:r>
+        <w:t xml:space="preserve"> </w:t>
+      </w:r>
+      <w:r>
+        <w:t xml:space="preserve">for integration testing. The original project is MIT licensed and remains credited to Frederico Guth.</w:t>
+      </w:r>
+    </w:p>
+    <w:p>
+      <w:pPr>
+        <w:pStyle w:val="BodyText"/>
+      </w:pPr>
+      <w:r>
+        <w:t xml:space="preserve">The proposed upstream changes add recursive AST support, including</w:t>
+      </w:r>
+      <w:r>
+        <w:t xml:space="preserve"> </w:t>
+      </w:r>
+      <w:r>
+        <w:rPr>
+          <w:rStyle w:val="VerbatimChar"/>
+        </w:rPr>
+        <w:t xml:space="preserve">.bibentry</w:t>
+      </w:r>
+      <w:r>
+        <w:t xml:space="preserve"> </w:t>
+      </w:r>
+      <w:r>
+        <w:t xml:space="preserve">inside native footnotes; true inline replacement; a single citeproc pass preserving numeric CSL ordering; and portable AST output for HTML, PDF/LaTeX, DOCX, and Typst.</w:t>
+      </w:r>
+    </w:p>
+    <w:p>
+      <w:pPr>
+        <w:pStyle w:val="BodyText"/>
+      </w:pPr>
+      <w:r>
+        <w:rPr>
+          <w:rStyle w:val="VerbatimChar"/>
+        </w:rPr>
+        <w:t xml:space="preserve">bibentry</w:t>
+      </w:r>
+      <w:r>
+        <w:t xml:space="preserve"> </w:t>
+      </w:r>
+      <w:r>
+        <w:t xml:space="preserve">and</w:t>
+      </w:r>
+      <w:r>
+        <w:t xml:space="preserve"> </w:t>
+      </w:r>
+      <w:r>
+        <w:rPr>
+          <w:rStyle w:val="VerbatimChar"/>
+        </w:rPr>
+        <w:t xml:space="preserve">reusable-footnotes</w:t>
+      </w:r>
+      <w:r>
+        <w:t xml:space="preserve"> </w:t>
+      </w:r>
+      <w:r>
+        <w:t xml:space="preserve">have separate responsibilities:</w:t>
+      </w:r>
+    </w:p>
+    <w:p>
+      <w:pPr>
+        <w:pStyle w:val="Compact"/>
+        <w:numPr>
+          <w:ilvl w:val="0"/>
+          <w:numId w:val="1004"/>
+        </w:numPr>
+      </w:pPr>
+      <w:r>
+        <w:rPr>
+          <w:rStyle w:val="VerbatimChar"/>
+          <w:b/>
+          <w:bCs/>
+        </w:rPr>
+        <w:t xml:space="preserve">bibentry</w:t>
+      </w:r>
+      <w:r>
+        <w:t xml:space="preserve"> </w:t>
+      </w:r>
+      <w:r>
+        <w:t xml:space="preserve">resolves a citation key and renders its full CSL bibliography form;</w:t>
+      </w:r>
+    </w:p>
+    <w:p>
+      <w:pPr>
+        <w:pStyle w:val="Compact"/>
+        <w:numPr>
+          <w:ilvl w:val="0"/>
+          <w:numId w:val="1004"/>
+        </w:numPr>
+      </w:pPr>
+      <w:r>
+        <w:rPr>
+          <w:rStyle w:val="VerbatimChar"/>
+          <w:b/>
+          <w:bCs/>
+        </w:rPr>
+        <w:t xml:space="preserve">reusable-footnotes</w:t>
+      </w:r>
+      <w:r>
+        <w:t xml:space="preserve"> </w:t>
+      </w:r>
+      <w:r>
+        <w:t xml:space="preserve">decides when an identical footnote occurrence should be reused locally or printed again on a later page.</w:t>
+      </w:r>
+    </w:p>
+    <w:bookmarkEnd w:id="41"/>
+    <w:bookmarkStart w:id="42" w:name="output-formats"/>
+    <w:p>
+      <w:pPr>
+        <w:pStyle w:val="Heading1"/>
+      </w:pPr>
+      <w:r>
+        <w:t xml:space="preserve">Output formats</w:t>
       </w:r>
     </w:p>
     <w:tbl>
       <w:tblPr>
         <w:tblStyle w:val="Table"/>
         <w:tblW w:type="pct" w:w="5000"/>
-        <w:jc w:val="left"/>
         <w:tblLayout w:type="fixed"/>
         <w:tblLook w:firstRow="1" w:lastRow="0" w:firstColumn="0" w:lastColumn="0" w:noHBand="0" w:noVBand="0" w:val="0020"/>
       </w:tblPr>
       <w:tblGrid>
-        <w:gridCol w:w="2640"/>
-        <w:gridCol w:w="2640"/>
-        <w:gridCol w:w="2640"/>
+        <w:gridCol w:w="3960"/>
+        <w:gridCol w:w="3960"/>
       </w:tblGrid>
       <w:tr>
         <w:trPr>
@@ -735,10 +2725,9 @@
           <w:p>
             <w:pPr>
               <w:pStyle w:val="Compact"/>
-              <w:jc w:val="left"/>
             </w:pPr>
             <w:r>
-              <w:t xml:space="preserve">Formato</w:t>
+              <w:t xml:space="preserve">Format</w:t>
             </w:r>
           </w:p>
         </w:tc>
@@ -747,22 +2736,9 @@
           <w:p>
             <w:pPr>
               <w:pStyle w:val="Compact"/>
-              <w:jc w:val="left"/>
             </w:pPr>
             <w:r>
-              <w:t xml:space="preserve">Recorrência</w:t>
-            </w:r>
-          </w:p>
-        </w:tc>
-        <w:tc>
-          <w:tcPr/>
-          <w:p>
-            <w:pPr>
-              <w:pStyle w:val="Compact"/>
-              <w:jc w:val="left"/>
-            </w:pPr>
-            <w:r>
-              <w:t xml:space="preserve">Rodapé</w:t>
+              <w:t xml:space="preserve">Page-local behavior</w:t>
             </w:r>
           </w:p>
         </w:tc>
@@ -773,10 +2749,9 @@
           <w:p>
             <w:pPr>
               <w:pStyle w:val="Compact"/>
-              <w:jc w:val="left"/>
             </w:pPr>
             <w:r>
-              <w:t xml:space="preserve">HTML</w:t>
+              <w:t xml:space="preserve">HTML document</w:t>
             </w:r>
           </w:p>
         </w:tc>
@@ -785,22 +2760,9 @@
           <w:p>
             <w:pPr>
               <w:pStyle w:val="Compact"/>
-              <w:jc w:val="left"/>
             </w:pPr>
             <w:r>
-              <w:t xml:space="preserve">mesmo número e link para a nota original</w:t>
-            </w:r>
-          </w:p>
-        </w:tc>
-        <w:tc>
-          <w:tcPr/>
-          <w:p>
-            <w:pPr>
-              <w:pStyle w:val="Compact"/>
-              <w:jc w:val="left"/>
-            </w:pPr>
-            <w:r>
-              <w:t xml:space="preserve">uma nota; retorno discreto por ocorrência</w:t>
+              <w:t xml:space="preserve">the whole HTML file is one logical page</w:t>
             </w:r>
           </w:p>
         </w:tc>
@@ -811,7 +2773,45 @@
           <w:p>
             <w:pPr>
               <w:pStyle w:val="Compact"/>
-              <w:jc w:val="left"/>
+            </w:pPr>
+            <w:r>
+              <w:t xml:space="preserve">HTML website/book</w:t>
+            </w:r>
+          </w:p>
+        </w:tc>
+        <w:tc>
+          <w:tcPr/>
+          <w:p>
+            <w:pPr>
+              <w:pStyle w:val="Compact"/>
+            </w:pPr>
+            <w:r>
+              <w:t xml:space="preserve">each</w:t>
+            </w:r>
+            <w:r>
+              <w:t xml:space="preserve"> </w:t>
+            </w:r>
+            <w:r>
+              <w:rPr>
+                <w:rStyle w:val="VerbatimChar"/>
+              </w:rPr>
+              <w:t xml:space="preserve">.qmd</w:t>
+            </w:r>
+            <w:r>
+              <w:t xml:space="preserve"> </w:t>
+            </w:r>
+            <w:r>
+              <w:t xml:space="preserve">page owns its footnotes; numbering may restart or continue globally</w:t>
+            </w:r>
+          </w:p>
+        </w:tc>
+      </w:tr>
+      <w:tr>
+        <w:tc>
+          <w:tcPr/>
+          <w:p>
+            <w:pPr>
+              <w:pStyle w:val="Compact"/>
             </w:pPr>
             <w:r>
               <w:t xml:space="preserve">PDF</w:t>
@@ -823,22 +2823,9 @@
           <w:p>
             <w:pPr>
               <w:pStyle w:val="Compact"/>
-              <w:jc w:val="left"/>
             </w:pPr>
             <w:r>
-              <w:t xml:space="preserve">mesmo número sem criar uma segunda nota</w:t>
-            </w:r>
-          </w:p>
-        </w:tc>
-        <w:tc>
-          <w:tcPr/>
-          <w:p>
-            <w:pPr>
-              <w:pStyle w:val="Compact"/>
-              <w:jc w:val="left"/>
-            </w:pPr>
-            <w:r>
-              <w:t xml:space="preserve">uma nota real</w:t>
+              <w:t xml:space="preserve">true physical-page reuse; identical notes print once per page and may reappear on later pages</w:t>
             </w:r>
           </w:p>
         </w:tc>
@@ -849,7 +2836,6 @@
           <w:p>
             <w:pPr>
               <w:pStyle w:val="Compact"/>
-              <w:jc w:val="left"/>
             </w:pPr>
             <w:r>
               <w:t xml:space="preserve">DOCX</w:t>
@@ -861,22 +2847,9 @@
           <w:p>
             <w:pPr>
               <w:pStyle w:val="Compact"/>
-              <w:jc w:val="left"/>
             </w:pPr>
             <w:r>
-              <w:t xml:space="preserve">mesmo número em sobrescrito, com hiperlink interno</w:t>
-            </w:r>
-          </w:p>
-        </w:tc>
-        <w:tc>
-          <w:tcPr/>
-          <w:p>
-            <w:pPr>
-              <w:pStyle w:val="Compact"/>
-              <w:jc w:val="left"/>
-            </w:pPr>
-            <w:r>
-              <w:t xml:space="preserve">uma nota real após o pós-processamento</w:t>
+              <w:t xml:space="preserve">exact reuse within explicit pagebreak-delimited pages; Word can restart numbering on every physical page through the supplied reference document</w:t>
             </w:r>
           </w:p>
         </w:tc>
@@ -887,44 +2860,109 @@
         <w:pStyle w:val="BodyText"/>
       </w:pPr>
       <w:r>
-        <w:t xml:space="preserve">No HTML de um website/book, a unidade natural é a página renderizada. Assim,</w:t>
-      </w:r>
-      <w:r>
-        <w:t xml:space="preserve"> </w:t>
-      </w:r>
-      <w:r>
-        <w:t xml:space="preserve">a mesma nota usada em outro</w:t>
-      </w:r>
-      <w:r>
-        <w:t xml:space="preserve"> </w:t>
-      </w:r>
-      <w:r>
-        <w:rPr>
-          <w:rStyle w:val="VerbatimChar"/>
-        </w:rPr>
-        <w:t xml:space="preserve">.qmd</w:t>
-      </w:r>
-      <w:r>
-        <w:t xml:space="preserve"> </w:t>
-      </w:r>
-      <w:r>
-        <w:t xml:space="preserve">recebe a numeração apropriada daquela nova</w:t>
-      </w:r>
-      <w:r>
-        <w:t xml:space="preserve"> </w:t>
-      </w:r>
-      <w:r>
-        <w:t xml:space="preserve">página. Em saídas monolíticas, como PDF e DOCX, o escopo é o documento</w:t>
-      </w:r>
-      <w:r>
-        <w:t xml:space="preserve"> </w:t>
-      </w:r>
-      <w:r>
-        <w:t xml:space="preserve">renderizado.</w:t>
-      </w:r>
-    </w:p>
+        <w:t xml:space="preserve">No Python runtime or post-render Python step is required.</w:t>
+      </w:r>
+    </w:p>
+    <w:bookmarkEnd w:id="42"/>
+    <w:bookmarkStart w:id="47" w:name="references"/>
+    <w:p>
+      <w:pPr>
+        <w:pStyle w:val="Heading1"/>
+      </w:pPr>
+      <w:r>
+        <w:t xml:space="preserve">References</w:t>
+      </w:r>
+    </w:p>
+    <w:bookmarkStart w:id="46" w:name="refs"/>
+    <w:bookmarkStart w:id="43" w:name="ref-bloch1953"/>
+    <w:p>
+      <w:pPr>
+        <w:pStyle w:val="Bibliography"/>
+      </w:pPr>
+      <w:r>
+        <w:t xml:space="preserve">Bloch, Marc. 1953.</w:t>
+      </w:r>
+      <w:r>
+        <w:t xml:space="preserve"> </w:t>
+      </w:r>
+      <w:r>
+        <w:rPr>
+          <w:i/>
+          <w:iCs/>
+        </w:rPr>
+        <w:t xml:space="preserve">The Historian’s Craft</w:t>
+      </w:r>
+      <w:r>
+        <w:t xml:space="preserve">. Manchester: Manchester University Press.</w:t>
+      </w:r>
+    </w:p>
+    <w:bookmarkEnd w:id="43"/>
+    <w:bookmarkStart w:id="44" w:name="ref-brasil1988"/>
+    <w:p>
+      <w:pPr>
+        <w:pStyle w:val="Bibliography"/>
+      </w:pPr>
+      <w:r>
+        <w:t xml:space="preserve">Brasil. 1988.</w:t>
+      </w:r>
+      <w:r>
+        <w:t xml:space="preserve"> </w:t>
+      </w:r>
+      <w:r>
+        <w:t xml:space="preserve">“Constituição Da República Federativa Do Brasil de 1988.”</w:t>
+      </w:r>
+      <w:r>
+        <w:t xml:space="preserve"> </w:t>
+      </w:r>
+      <w:r>
+        <w:t xml:space="preserve">Brasília, DF: Presidência da República.</w:t>
+      </w:r>
+      <w:r>
+        <w:t xml:space="preserve"> </w:t>
+      </w:r>
+      <w:hyperlink r:id="rId24">
+        <w:r>
+          <w:rPr>
+            <w:rStyle w:val="Hyperlink"/>
+          </w:rPr>
+          <w:t xml:space="preserve">https://www.planalto.gov.br/ccivil_03/constituicao/constituicao.htm</w:t>
+        </w:r>
+      </w:hyperlink>
+      <w:r>
+        <w:t xml:space="preserve">.</w:t>
+      </w:r>
+    </w:p>
+    <w:bookmarkEnd w:id="44"/>
+    <w:bookmarkStart w:id="45" w:name="ref-silva2026"/>
+    <w:p>
+      <w:pPr>
+        <w:pStyle w:val="Bibliography"/>
+      </w:pPr>
+      <w:r>
+        <w:t xml:space="preserve">Silva, José Afonso da. 2026.</w:t>
+      </w:r>
+      <w:r>
+        <w:t xml:space="preserve"> </w:t>
+      </w:r>
+      <w:r>
+        <w:rPr>
+          <w:i/>
+          <w:iCs/>
+        </w:rPr>
+        <w:t xml:space="preserve">Curso de Direito Constitucional Positivo</w:t>
+      </w:r>
+      <w:r>
+        <w:t xml:space="preserve">. 47th ed. São Paulo: JusPodivm.</w:t>
+      </w:r>
+    </w:p>
+    <w:bookmarkEnd w:id="45"/>
+    <w:bookmarkEnd w:id="46"/>
     <w:bookmarkEnd w:id="47"/>
-    <w:sectPr/>
+    <w:sectPr>
+      <w:footnotePr>
+        <w:numRestart w:val="eachPage"/>
+      </w:footnotePr>
+    </w:sectPr>
   </w:body>
 </w:document>
 </file>
@@ -934,7 +2972,7 @@
 </file>
 
 <file path=word/footnotes.xml><?xml version="1.0" encoding="utf-8"?>
-<w:footnotes xmlns:r="http://schemas.openxmlformats.org/officeDocument/2006/relationships" xmlns:w="http://schemas.openxmlformats.org/wordprocessingml/2006/main">
+<w:footnotes xmlns:w="http://schemas.openxmlformats.org/wordprocessingml/2006/main" xmlns:m="http://schemas.openxmlformats.org/officeDocument/2006/math" xmlns:r="http://schemas.openxmlformats.org/officeDocument/2006/relationships" xmlns:o="urn:schemas-microsoft-com:office:office" xmlns:v="urn:schemas-microsoft-com:vml" xmlns:w10="urn:schemas-microsoft-com:office:word" xmlns:a="http://schemas.openxmlformats.org/drawingml/2006/main" xmlns:pic="http://schemas.openxmlformats.org/drawingml/2006/picture" xmlns:wp="http://schemas.openxmlformats.org/drawingml/2006/wordprocessingDrawing">
   <w:footnote w:type="continuationSeparator" w:id="0">
     <w:p>
       <w:r>
@@ -949,9 +2987,8 @@
       </w:r>
     </w:p>
   </w:footnote>
-  <w:footnote w:id="21">
-    <w:p>
-      <w:bookmarkStart w:id="900001" w:name="rfn_note_1"/>
+  <w:footnote w:id="22">
+    <w:p>
       <w:pPr>
         <w:pStyle w:val="FootnoteText"/>
       </w:pPr>
@@ -964,56 +3001,10 @@
       <w:r>
         <w:t xml:space="preserve"> </w:t>
       </w:r>
-      <w:r>
-        <w:t xml:space="preserve">Flora e Funga do Brasil. Jardim</w:t>
-      </w:r>
-      <w:r>
-        <w:t xml:space="preserve"> </w:t>
-      </w:r>
-      <w:r>
-        <w:t xml:space="preserve">Botânico do Rio de Janeiro, 2026.</w:t>
-      </w:r>
-      <w:bookmarkEnd w:id="900001"/>
-    </w:p>
-  </w:footnote>
-  <w:footnote w:id="25">
-    <w:p>
-      <w:bookmarkStart w:id="900002" w:name="rfn_note_2"/>
-      <w:pPr>
-        <w:pStyle w:val="FootnoteText"/>
-      </w:pPr>
-      <w:r>
-        <w:rPr>
-          <w:rStyle w:val="FootnoteReference"/>
-        </w:rPr>
-        <w:footnoteRef/>
-      </w:r>
-      <w:r>
-        <w:t xml:space="preserve"> </w:t>
-      </w:r>
-      <w:r>
-        <w:t xml:space="preserve">MAPBIOMAS. Coleção de mapas anuais de cobertura e uso da terra do Brasil. 2026.</w:t>
-      </w:r>
-      <w:bookmarkEnd w:id="900002"/>
-    </w:p>
-  </w:footnote>
-  <w:footnote w:id="29">
-    <w:p>
-      <w:bookmarkStart w:id="900003" w:name="rfn_note_3"/>
-      <w:pPr>
-        <w:pStyle w:val="FootnoteText"/>
-      </w:pPr>
-      <w:r>
-        <w:rPr>
-          <w:rStyle w:val="FootnoteReference"/>
-        </w:rPr>
-        <w:footnoteRef/>
-      </w:r>
-      <w:r>
-        <w:t xml:space="preserve"> </w:t>
-      </w:r>
-      <w:r>
-        <w:t xml:space="preserve">IUCN.</w:t>
+      <w:bookmarkStart w:id="2000000001" w:name="rfn_note_s000000_n000001"/>
+      <w:bookmarkEnd w:id="2000000001"/>
+      <w:r>
+        <w:t xml:space="preserve">See Silva, José Afonso da. 2026.</w:t>
       </w:r>
       <w:r>
         <w:t xml:space="preserve"> </w:t>
@@ -1023,31 +3014,15 @@
           <w:i/>
           <w:iCs/>
         </w:rPr>
-        <w:t xml:space="preserve">Guidelines for Using the IUCN Red</w:t>
-      </w:r>
-      <w:r>
-        <w:rPr>
-          <w:i/>
-          <w:iCs/>
-        </w:rPr>
-        <w:t xml:space="preserve"> </w:t>
-      </w:r>
-      <w:r>
-        <w:rPr>
-          <w:i/>
-          <w:iCs/>
-        </w:rPr>
-        <w:t xml:space="preserve">List Categories and Criteria</w:t>
-      </w:r>
-      <w:r>
-        <w:t xml:space="preserve">. Version 16, 2024.</w:t>
-      </w:r>
-      <w:bookmarkEnd w:id="900003"/>
+        <w:t xml:space="preserve">Curso de Direito Constitucional Positivo</w:t>
+      </w:r>
+      <w:r>
+        <w:t xml:space="preserve">. 47th ed. São Paulo: JusPodivm.</w:t>
+      </w:r>
     </w:p>
   </w:footnote>
-  <w:footnote w:id="30">
-    <w:p>
-      <w:bookmarkStart w:id="900004" w:name="rfn_note_4"/>
+  <w:footnote w:id="23">
+    <w:p>
       <w:pPr>
         <w:pStyle w:val="FootnoteText"/>
       </w:pPr>
@@ -1060,90 +3035,41 @@
       <w:r>
         <w:t xml:space="preserve"> </w:t>
       </w:r>
-      <w:r>
-        <w:t xml:space="preserve">Um comentário</w:t>
-      </w:r>
-      <w:r>
-        <w:t xml:space="preserve"> </w:t>
-      </w:r>
-      <w:r>
-        <w:t xml:space="preserve">metodológico independente, que deve permanecer como nota própria.</w:t>
-      </w:r>
-      <w:bookmarkEnd w:id="900004"/>
-    </w:p>
-  </w:footnote>
-  <w:footnote w:id="34">
-    <w:p>
-      <w:bookmarkStart w:id="900005" w:name="rfn_note_5"/>
-      <w:pPr>
-        <w:pStyle w:val="FootnoteText"/>
-      </w:pPr>
-      <w:r>
-        <w:rPr>
-          <w:rStyle w:val="FootnoteReference"/>
-        </w:rPr>
-        <w:footnoteRef/>
-      </w:r>
-      <w:r>
-        <w:t xml:space="preserve"> </w:t>
-      </w:r>
-      <w:r>
-        <w:t xml:space="preserve">Exemplo</w:t>
-      </w:r>
-      <w:r>
-        <w:t xml:space="preserve"> </w:t>
-      </w:r>
-      <w:r>
-        <w:t xml:space="preserve">com</w:t>
-      </w:r>
-      <w:r>
-        <w:t xml:space="preserve"> </w:t>
-      </w:r>
-      <w:r>
-        <w:rPr>
-          <w:b/>
-          <w:bCs/>
-        </w:rPr>
-        <w:t xml:space="preserve">negrito</w:t>
-      </w:r>
-      <w:r>
-        <w:t xml:space="preserve">,</w:t>
-      </w:r>
-      <w:r>
-        <w:t xml:space="preserve"> </w:t>
-      </w:r>
-      <w:r>
-        <w:rPr>
-          <w:rStyle w:val="VerbatimChar"/>
-        </w:rPr>
-        <w:t xml:space="preserve">código</w:t>
-      </w:r>
-      <w:r>
-        <w:t xml:space="preserve"> </w:t>
-      </w:r>
-      <w:r>
-        <w:t xml:space="preserve">e um link para</w:t>
-      </w:r>
-      <w:r>
-        <w:t xml:space="preserve"> </w:t>
-      </w:r>
-      <w:hyperlink r:id="rId35">
+      <w:bookmarkStart w:id="2000000002" w:name="rfn_note_s000000_n000002"/>
+      <w:bookmarkEnd w:id="2000000002"/>
+      <w:r>
+        <w:t xml:space="preserve">See Brasil. 1988.</w:t>
+      </w:r>
+      <w:r>
+        <w:t xml:space="preserve"> </w:t>
+      </w:r>
+      <w:r>
+        <w:t xml:space="preserve">“Constituição Da República Federativa Do Brasil de 1988.”</w:t>
+      </w:r>
+      <w:r>
+        <w:t xml:space="preserve"> </w:t>
+      </w:r>
+      <w:r>
+        <w:t xml:space="preserve">Brasília, DF: Presidência da República.</w:t>
+      </w:r>
+      <w:r>
+        <w:t xml:space="preserve"> </w:t>
+      </w:r>
+      <w:hyperlink r:id="rId24">
         <w:r>
           <w:rPr>
             <w:rStyle w:val="Hyperlink"/>
           </w:rPr>
-          <w:t xml:space="preserve">Quarto</w:t>
+          <w:t xml:space="preserve">https://www.planalto.gov.br/ccivil_03/constituicao/constituicao.htm</w:t>
         </w:r>
       </w:hyperlink>
       <w:r>
         <w:t xml:space="preserve">.</w:t>
       </w:r>
-      <w:bookmarkEnd w:id="900005"/>
     </w:p>
   </w:footnote>
-  <w:footnote w:id="38">
-    <w:p>
-      <w:bookmarkStart w:id="900006" w:name="rfn_note_6"/>
+  <w:footnote w:id="25">
+    <w:p>
       <w:pPr>
         <w:pStyle w:val="FootnoteText"/>
       </w:pPr>
@@ -1156,101 +3082,24 @@
       <w:r>
         <w:t xml:space="preserve"> </w:t>
       </w:r>
-      <w:r>
-        <w:t xml:space="preserve">Primeiro parágrafo de uma nota mais longa.</w:t>
-      </w:r>
-      <w:bookmarkEnd w:id="900006"/>
-    </w:p>
-    <w:p>
-      <w:pPr>
-        <w:pStyle w:val="FootnoteText"/>
-      </w:pPr>
-      <w:r>
-        <w:t xml:space="preserve">Segundo parágrafo da mesma nota. A estrutura completa participa da</w:t>
-      </w:r>
-      <w:r>
-        <w:t xml:space="preserve"> </w:t>
-      </w:r>
-      <w:r>
-        <w:t xml:space="preserve">comparação, portanto a reutilização não depende apenas do primeiro</w:t>
-      </w:r>
-      <w:r>
-        <w:t xml:space="preserve"> </w:t>
-      </w:r>
-      <w:r>
-        <w:t xml:space="preserve">parágrafo.</w:t>
-      </w:r>
-    </w:p>
-  </w:footnote>
-  <w:footnote w:id="41">
-    <w:p>
-      <w:pPr>
-        <w:pStyle w:val="FootnoteText"/>
-      </w:pPr>
-      <w:r>
-        <w:rPr>
-          <w:rStyle w:val="FootnoteReference"/>
-        </w:rPr>
-        <w:footnoteRef/>
-      </w:r>
-      <w:r>
-        <w:t xml:space="preserve"> </w:t>
-      </w:r>
-      <w:r>
-        <w:t xml:space="preserve">A</w:t>
-      </w:r>
-      <w:r>
-        <w:t xml:space="preserve"> </w:t>
-      </w:r>
-      <w:r>
-        <w:t xml:space="preserve">fonte foi consultada em 2025.</w:t>
-      </w:r>
-    </w:p>
-  </w:footnote>
-  <w:footnote w:id="42">
-    <w:p>
-      <w:pPr>
-        <w:pStyle w:val="FootnoteText"/>
-      </w:pPr>
-      <w:r>
-        <w:rPr>
-          <w:rStyle w:val="FootnoteReference"/>
-        </w:rPr>
-        <w:footnoteRef/>
-      </w:r>
-      <w:r>
-        <w:t xml:space="preserve"> </w:t>
-      </w:r>
-      <w:r>
-        <w:t xml:space="preserve">A fonte foi consultada em 2026.</w:t>
-      </w:r>
-    </w:p>
-  </w:footnote>
-  <w:footnote w:id="44">
-    <w:p>
-      <w:bookmarkStart w:id="900007" w:name="rfn_note_9"/>
-      <w:pPr>
-        <w:pStyle w:val="FootnoteText"/>
-      </w:pPr>
-      <w:r>
-        <w:rPr>
-          <w:rStyle w:val="FootnoteReference"/>
-        </w:rPr>
-        <w:footnoteRef/>
-      </w:r>
-      <w:r>
-        <w:t xml:space="preserve"> </w:t>
-      </w:r>
-      <w:r>
-        <w:t xml:space="preserve">Esta nota demonstra a correspondência entre</w:t>
-      </w:r>
-      <w:r>
-        <w:t xml:space="preserve"> </w:t>
-      </w:r>
-      <w:r>
-        <w:t xml:space="preserve">formas de autoria.</w:t>
-      </w:r>
-      <w:bookmarkEnd w:id="900007"/>
+      <w:bookmarkStart w:id="2000000003" w:name="rfn_note_s000000_n000003"/>
+      <w:bookmarkEnd w:id="2000000003"/>
+      <w:r>
+        <w:t xml:space="preserve">See Bloch, Marc. 1953.</w:t>
+      </w:r>
+      <w:r>
+        <w:t xml:space="preserve"> </w:t>
+      </w:r>
+      <w:r>
+        <w:rPr>
+          <w:i/>
+          <w:iCs/>
+        </w:rPr>
+        <w:t xml:space="preserve">The Historian’s Craft</w:t>
+      </w:r>
+      <w:r>
+        <w:t xml:space="preserve">. Manchester: Manchester University Press.</w:t>
+      </w:r>
     </w:p>
   </w:footnote>
 </w:footnotes>
@@ -1266,7 +3115,7 @@
       <w:lvlText w:val=" "/>
       <w:lvlJc w:val="left"/>
       <w:pPr>
-        <w:ind w:left="720" w:hanging="480"/>
+        <w:ind w:left="720" w:hanging="360"/>
       </w:pPr>
     </w:lvl>
     <w:lvl w:ilvl="1">
@@ -1274,7 +3123,7 @@
       <w:lvlText w:val=" "/>
       <w:lvlJc w:val="left"/>
       <w:pPr>
-        <w:ind w:left="1440" w:hanging="480"/>
+        <w:ind w:left="1440" w:hanging="360"/>
       </w:pPr>
     </w:lvl>
     <w:lvl w:ilvl="2">
@@ -1282,7 +3131,7 @@
       <w:lvlText w:val=" "/>
       <w:lvlJc w:val="left"/>
       <w:pPr>
-        <w:ind w:left="2160" w:hanging="480"/>
+        <w:ind w:left="2160" w:hanging="360"/>
       </w:pPr>
     </w:lvl>
     <w:lvl w:ilvl="3">
@@ -1290,7 +3139,7 @@
       <w:lvlText w:val=" "/>
       <w:lvlJc w:val="left"/>
       <w:pPr>
-        <w:ind w:left="2880" w:hanging="480"/>
+        <w:ind w:left="2880" w:hanging="360"/>
       </w:pPr>
     </w:lvl>
     <w:lvl w:ilvl="4">
@@ -1298,7 +3147,7 @@
       <w:lvlText w:val=" "/>
       <w:lvlJc w:val="left"/>
       <w:pPr>
-        <w:ind w:left="3600" w:hanging="480"/>
+        <w:ind w:left="3600" w:hanging="360"/>
       </w:pPr>
     </w:lvl>
     <w:lvl w:ilvl="5">
@@ -1306,7 +3155,7 @@
       <w:lvlText w:val=" "/>
       <w:lvlJc w:val="left"/>
       <w:pPr>
-        <w:ind w:left="4320" w:hanging="480"/>
+        <w:ind w:left="4320" w:hanging="360"/>
       </w:pPr>
     </w:lvl>
     <w:lvl w:ilvl="6">
@@ -1314,7 +3163,7 @@
       <w:lvlText w:val=" "/>
       <w:lvlJc w:val="left"/>
       <w:pPr>
-        <w:ind w:left="5040" w:hanging="480"/>
+        <w:ind w:left="5040" w:hanging="360"/>
       </w:pPr>
     </w:lvl>
     <w:lvl w:ilvl="7">
@@ -1322,7 +3171,7 @@
       <w:lvlText w:val=" "/>
       <w:lvlJc w:val="left"/>
       <w:pPr>
-        <w:ind w:left="5760" w:hanging="480"/>
+        <w:ind w:left="5760" w:hanging="360"/>
       </w:pPr>
     </w:lvl>
     <w:lvl w:ilvl="8">
@@ -1330,12 +3179,127 @@
       <w:lvlText w:val=" "/>
       <w:lvlJc w:val="left"/>
       <w:pPr>
-        <w:ind w:left="6480" w:hanging="480"/>
-      </w:pPr>
+        <w:ind w:left="6480" w:hanging="360"/>
+      </w:pPr>
+    </w:lvl>
+  </w:abstractNum>
+  <w:abstractNum w:abstractNumId="991">
+    <w:nsid w:val="0000A991"/>
+    <w:multiLevelType w:val="multilevel"/>
+    <w:lvl w:ilvl="0">
+      <w:numFmt w:val="bullet"/>
+      <w:lvlText w:val=""/>
+      <w:lvlJc w:val="left"/>
+      <w:pPr>
+        <w:ind w:left="720" w:hanging="360"/>
+      </w:pPr>
+      <w:rPr>
+        <w:rFonts w:ascii="Symbol" w:hAnsi="Symbol" w:cs="Symbol" w:hint="default"/>
+      </w:rPr>
+    </w:lvl>
+    <w:lvl w:ilvl="1">
+      <w:numFmt w:val="bullet"/>
+      <w:lvlText w:val="o"/>
+      <w:lvlJc w:val="left"/>
+      <w:pPr>
+        <w:ind w:left="1440" w:hanging="360"/>
+      </w:pPr>
+      <w:rPr>
+        <w:rFonts w:ascii="Courier New" w:hAnsi="Courier New" w:cs="Courier New" w:hint="default"/>
+      </w:rPr>
+    </w:lvl>
+    <w:lvl w:ilvl="2">
+      <w:numFmt w:val="bullet"/>
+      <w:lvlText w:val=""/>
+      <w:lvlJc w:val="left"/>
+      <w:pPr>
+        <w:ind w:left="2160" w:hanging="360"/>
+      </w:pPr>
+      <w:rPr>
+        <w:rFonts w:ascii="Wingdings" w:hAnsi="Wingdings" w:cs="Wingdings" w:hint="default"/>
+      </w:rPr>
+    </w:lvl>
+    <w:lvl w:ilvl="3">
+      <w:numFmt w:val="bullet"/>
+      <w:lvlText w:val=""/>
+      <w:lvlJc w:val="left"/>
+      <w:pPr>
+        <w:ind w:left="2880" w:hanging="360"/>
+      </w:pPr>
+      <w:rPr>
+        <w:rFonts w:ascii="Symbol" w:hAnsi="Symbol" w:cs="Symbol" w:hint="default"/>
+      </w:rPr>
+    </w:lvl>
+    <w:lvl w:ilvl="4">
+      <w:numFmt w:val="bullet"/>
+      <w:lvlText w:val="o"/>
+      <w:lvlJc w:val="left"/>
+      <w:pPr>
+        <w:ind w:left="3600" w:hanging="360"/>
+      </w:pPr>
+      <w:rPr>
+        <w:rFonts w:ascii="Courier New" w:hAnsi="Courier New" w:cs="Courier New" w:hint="default"/>
+      </w:rPr>
+    </w:lvl>
+    <w:lvl w:ilvl="5">
+      <w:numFmt w:val="bullet"/>
+      <w:lvlText w:val=""/>
+      <w:lvlJc w:val="left"/>
+      <w:pPr>
+        <w:ind w:left="4320" w:hanging="360"/>
+      </w:pPr>
+      <w:rPr>
+        <w:rFonts w:ascii="Wingdings" w:hAnsi="Wingdings" w:cs="Wingdings" w:hint="default"/>
+      </w:rPr>
+    </w:lvl>
+    <w:lvl w:ilvl="6">
+      <w:numFmt w:val="bullet"/>
+      <w:lvlText w:val=""/>
+      <w:lvlJc w:val="left"/>
+      <w:pPr>
+        <w:ind w:left="5040" w:hanging="360"/>
+      </w:pPr>
+      <w:rPr>
+        <w:rFonts w:ascii="Symbol" w:hAnsi="Symbol" w:cs="Symbol" w:hint="default"/>
+      </w:rPr>
+    </w:lvl>
+    <w:lvl w:ilvl="7">
+      <w:numFmt w:val="bullet"/>
+      <w:lvlText w:val="o"/>
+      <w:lvlJc w:val="left"/>
+      <w:pPr>
+        <w:ind w:left="5760" w:hanging="360"/>
+      </w:pPr>
+      <w:rPr>
+        <w:rFonts w:ascii="Courier New" w:hAnsi="Courier New" w:cs="Courier New" w:hint="default"/>
+      </w:rPr>
+    </w:lvl>
+    <w:lvl w:ilvl="8">
+      <w:numFmt w:val="bullet"/>
+      <w:lvlText w:val=""/>
+      <w:lvlJc w:val="left"/>
+      <w:pPr>
+        <w:ind w:left="6480" w:hanging="360"/>
+      </w:pPr>
+      <w:rPr>
+        <w:rFonts w:ascii="Wingdings" w:hAnsi="Wingdings" w:cs="Wingdings" w:hint="default"/>
+      </w:rPr>
     </w:lvl>
   </w:abstractNum>
   <w:num w:numId="1000">
     <w:abstractNumId w:val="990"/>
+  </w:num>
+  <w:num w:numId="1001">
+    <w:abstractNumId w:val="991"/>
+  </w:num>
+  <w:num w:numId="1002">
+    <w:abstractNumId w:val="991"/>
+  </w:num>
+  <w:num w:numId="1003">
+    <w:abstractNumId w:val="991"/>
+  </w:num>
+  <w:num w:numId="1004">
+    <w:abstractNumId w:val="991"/>
   </w:num>
 </w:numbering>
 </file>
@@ -1843,6 +3807,7 @@
     <w:link w:val="VerbatimChar"/>
     <w:pPr>
       <w:wordWrap w:val="off"/>
+      <w:shd w:val="clear" w:fill="f1f3f5"/>
     </w:pPr>
   </w:style>
   <w:style w:type="character" w:customStyle="1" w:styleId="KeywordTok">
@@ -1850,93 +3815,104 @@
     <w:basedOn w:val="VerbatimChar"/>
     <w:rPr>
       <w:b/>
-      <w:color w:val="007020"/>
+      <w:color w:val="003b4f"/>
+      <w:shd w:val="clear" w:fill="f1f3f5"/>
     </w:rPr>
   </w:style>
   <w:style w:type="character" w:customStyle="1" w:styleId="DataTypeTok">
     <w:name w:val="DataTypeTok"/>
     <w:basedOn w:val="VerbatimChar"/>
     <w:rPr>
-      <w:color w:val="902000"/>
+      <w:color w:val="ad0000"/>
+      <w:shd w:val="clear" w:fill="f1f3f5"/>
     </w:rPr>
   </w:style>
   <w:style w:type="character" w:customStyle="1" w:styleId="DecValTok">
     <w:name w:val="DecValTok"/>
     <w:basedOn w:val="VerbatimChar"/>
     <w:rPr>
-      <w:color w:val="40a070"/>
+      <w:color w:val="ad0000"/>
+      <w:shd w:val="clear" w:fill="f1f3f5"/>
     </w:rPr>
   </w:style>
   <w:style w:type="character" w:customStyle="1" w:styleId="BaseNTok">
     <w:name w:val="BaseNTok"/>
     <w:basedOn w:val="VerbatimChar"/>
     <w:rPr>
-      <w:color w:val="40a070"/>
+      <w:color w:val="ad0000"/>
+      <w:shd w:val="clear" w:fill="f1f3f5"/>
     </w:rPr>
   </w:style>
   <w:style w:type="character" w:customStyle="1" w:styleId="FloatTok">
     <w:name w:val="FloatTok"/>
     <w:basedOn w:val="VerbatimChar"/>
     <w:rPr>
-      <w:color w:val="40a070"/>
+      <w:color w:val="ad0000"/>
+      <w:shd w:val="clear" w:fill="f1f3f5"/>
     </w:rPr>
   </w:style>
   <w:style w:type="character" w:customStyle="1" w:styleId="ConstantTok">
     <w:name w:val="ConstantTok"/>
     <w:basedOn w:val="VerbatimChar"/>
     <w:rPr>
-      <w:color w:val="880000"/>
+      <w:color w:val="8f5902"/>
+      <w:shd w:val="clear" w:fill="f1f3f5"/>
     </w:rPr>
   </w:style>
   <w:style w:type="character" w:customStyle="1" w:styleId="CharTok">
     <w:name w:val="CharTok"/>
     <w:basedOn w:val="VerbatimChar"/>
     <w:rPr>
-      <w:color w:val="4070a0"/>
+      <w:color w:val="20794d"/>
+      <w:shd w:val="clear" w:fill="f1f3f5"/>
     </w:rPr>
   </w:style>
   <w:style w:type="character" w:customStyle="1" w:styleId="SpecialCharTok">
     <w:name w:val="SpecialCharTok"/>
     <w:basedOn w:val="VerbatimChar"/>
     <w:rPr>
-      <w:color w:val="4070a0"/>
+      <w:color w:val="5e5e5e"/>
+      <w:shd w:val="clear" w:fill="f1f3f5"/>
     </w:rPr>
   </w:style>
   <w:style w:type="character" w:customStyle="1" w:styleId="StringTok">
     <w:name w:val="StringTok"/>
     <w:basedOn w:val="VerbatimChar"/>
     <w:rPr>
-      <w:color w:val="4070a0"/>
+      <w:color w:val="20794d"/>
+      <w:shd w:val="clear" w:fill="f1f3f5"/>
     </w:rPr>
   </w:style>
   <w:style w:type="character" w:customStyle="1" w:styleId="VerbatimStringTok">
     <w:name w:val="VerbatimStringTok"/>
     <w:basedOn w:val="VerbatimChar"/>
     <w:rPr>
-      <w:color w:val="4070a0"/>
+      <w:color w:val="20794d"/>
+      <w:shd w:val="clear" w:fill="f1f3f5"/>
     </w:rPr>
   </w:style>
   <w:style w:type="character" w:customStyle="1" w:styleId="SpecialStringTok">
     <w:name w:val="SpecialStringTok"/>
     <w:basedOn w:val="VerbatimChar"/>
     <w:rPr>
-      <w:color w:val="bb6688"/>
+      <w:color w:val="20794d"/>
+      <w:shd w:val="clear" w:fill="f1f3f5"/>
     </w:rPr>
   </w:style>
   <w:style w:type="character" w:customStyle="1" w:styleId="ImportTok">
     <w:name w:val="ImportTok"/>
     <w:basedOn w:val="VerbatimChar"/>
     <w:rPr>
-      <w:b/>
-      <w:color w:val="008000"/>
+      <w:color w:val="00769e"/>
+      <w:shd w:val="clear" w:fill="f1f3f5"/>
     </w:rPr>
   </w:style>
   <w:style w:type="character" w:customStyle="1" w:styleId="CommentTok">
     <w:name w:val="CommentTok"/>
     <w:basedOn w:val="VerbatimChar"/>
     <w:rPr>
-      <w:i/>
-      <w:color w:val="60a0b0"/>
+      <w:color w:val="5e5e5e"/>
+      <w:shd w:val="clear" w:fill="f1f3f5"/>
     </w:rPr>
   </w:style>
   <w:style w:type="character" w:customStyle="1" w:styleId="DocumentationTok">
@@ -1944,46 +3920,49 @@
     <w:basedOn w:val="VerbatimChar"/>
     <w:rPr>
       <w:i/>
-      <w:color w:val="ba2121"/>
+      <w:color w:val="5e5e5e"/>
+      <w:shd w:val="clear" w:fill="f1f3f5"/>
     </w:rPr>
   </w:style>
   <w:style w:type="character" w:customStyle="1" w:styleId="AnnotationTok">
     <w:name w:val="AnnotationTok"/>
     <w:basedOn w:val="VerbatimChar"/>
     <w:rPr>
-      <w:b/>
-      <w:i/>
-      <w:color w:val="60a0b0"/>
+      <w:color w:val="5e5e5e"/>
+      <w:shd w:val="clear" w:fill="f1f3f5"/>
     </w:rPr>
   </w:style>
   <w:style w:type="character" w:customStyle="1" w:styleId="CommentVarTok">
     <w:name w:val="CommentVarTok"/>
     <w:basedOn w:val="VerbatimChar"/>
     <w:rPr>
-      <w:b/>
       <w:i/>
-      <w:color w:val="60a0b0"/>
+      <w:color w:val="5e5e5e"/>
+      <w:shd w:val="clear" w:fill="f1f3f5"/>
     </w:rPr>
   </w:style>
   <w:style w:type="character" w:customStyle="1" w:styleId="OtherTok">
     <w:name w:val="OtherTok"/>
     <w:basedOn w:val="VerbatimChar"/>
     <w:rPr>
-      <w:color w:val="007020"/>
+      <w:color w:val="003b4f"/>
+      <w:shd w:val="clear" w:fill="f1f3f5"/>
     </w:rPr>
   </w:style>
   <w:style w:type="character" w:customStyle="1" w:styleId="FunctionTok">
     <w:name w:val="FunctionTok"/>
     <w:basedOn w:val="VerbatimChar"/>
     <w:rPr>
-      <w:color w:val="06287e"/>
+      <w:color w:val="4758ab"/>
+      <w:shd w:val="clear" w:fill="f1f3f5"/>
     </w:rPr>
   </w:style>
   <w:style w:type="character" w:customStyle="1" w:styleId="VariableTok">
     <w:name w:val="VariableTok"/>
     <w:basedOn w:val="VerbatimChar"/>
     <w:rPr>
-      <w:color w:val="19177c"/>
+      <w:color w:val="111111"/>
+      <w:shd w:val="clear" w:fill="f1f3f5"/>
     </w:rPr>
   </w:style>
   <w:style w:type="character" w:customStyle="1" w:styleId="ControlFlowTok">
@@ -1991,85 +3970,98 @@
     <w:basedOn w:val="VerbatimChar"/>
     <w:rPr>
       <w:b/>
-      <w:color w:val="007020"/>
+      <w:color w:val="003b4f"/>
+      <w:shd w:val="clear" w:fill="f1f3f5"/>
     </w:rPr>
   </w:style>
   <w:style w:type="character" w:customStyle="1" w:styleId="OperatorTok">
     <w:name w:val="OperatorTok"/>
     <w:basedOn w:val="VerbatimChar"/>
     <w:rPr>
-      <w:color w:val="666666"/>
+      <w:color w:val="5e5e5e"/>
+      <w:shd w:val="clear" w:fill="f1f3f5"/>
     </w:rPr>
   </w:style>
   <w:style w:type="character" w:customStyle="1" w:styleId="BuiltInTok">
     <w:name w:val="BuiltInTok"/>
     <w:basedOn w:val="VerbatimChar"/>
     <w:rPr>
-      <w:color w:val="008000"/>
+      <w:color w:val="003b4f"/>
+      <w:shd w:val="clear" w:fill="f1f3f5"/>
     </w:rPr>
   </w:style>
   <w:style w:type="character" w:customStyle="1" w:styleId="ExtensionTok">
     <w:name w:val="ExtensionTok"/>
     <w:basedOn w:val="VerbatimChar"/>
-    <w:rPr/>
+    <w:rPr>
+      <w:color w:val="003b4f"/>
+      <w:shd w:val="clear" w:fill="f1f3f5"/>
+    </w:rPr>
   </w:style>
   <w:style w:type="character" w:customStyle="1" w:styleId="PreprocessorTok">
     <w:name w:val="PreprocessorTok"/>
     <w:basedOn w:val="VerbatimChar"/>
     <w:rPr>
-      <w:color w:val="bc7a00"/>
+      <w:color w:val="ad0000"/>
+      <w:shd w:val="clear" w:fill="f1f3f5"/>
     </w:rPr>
   </w:style>
   <w:style w:type="character" w:customStyle="1" w:styleId="AttributeTok">
     <w:name w:val="AttributeTok"/>
     <w:basedOn w:val="VerbatimChar"/>
     <w:rPr>
-      <w:color w:val="7d9029"/>
+      <w:color w:val="657422"/>
+      <w:shd w:val="clear" w:fill="f1f3f5"/>
     </w:rPr>
   </w:style>
   <w:style w:type="character" w:customStyle="1" w:styleId="RegionMarkerTok">
     <w:name w:val="RegionMarkerTok"/>
     <w:basedOn w:val="VerbatimChar"/>
-    <w:rPr/>
+    <w:rPr>
+      <w:color w:val="003b4f"/>
+      <w:shd w:val="clear" w:fill="f1f3f5"/>
+    </w:rPr>
   </w:style>
   <w:style w:type="character" w:customStyle="1" w:styleId="InformationTok">
     <w:name w:val="InformationTok"/>
     <w:basedOn w:val="VerbatimChar"/>
     <w:rPr>
-      <w:b/>
-      <w:i/>
-      <w:color w:val="60a0b0"/>
+      <w:color w:val="5e5e5e"/>
+      <w:shd w:val="clear" w:fill="f1f3f5"/>
     </w:rPr>
   </w:style>
   <w:style w:type="character" w:customStyle="1" w:styleId="WarningTok">
     <w:name w:val="WarningTok"/>
     <w:basedOn w:val="VerbatimChar"/>
     <w:rPr>
-      <w:b/>
       <w:i/>
-      <w:color w:val="60a0b0"/>
+      <w:color w:val="5e5e5e"/>
+      <w:shd w:val="clear" w:fill="f1f3f5"/>
     </w:rPr>
   </w:style>
   <w:style w:type="character" w:customStyle="1" w:styleId="AlertTok">
     <w:name w:val="AlertTok"/>
     <w:basedOn w:val="VerbatimChar"/>
     <w:rPr>
-      <w:b/>
-      <w:color w:val="ff0000"/>
+      <w:color w:val="ad0000"/>
+      <w:shd w:val="clear" w:fill="f1f3f5"/>
     </w:rPr>
   </w:style>
   <w:style w:type="character" w:customStyle="1" w:styleId="ErrorTok">
     <w:name w:val="ErrorTok"/>
     <w:basedOn w:val="VerbatimChar"/>
     <w:rPr>
-      <w:b/>
-      <w:color w:val="ff0000"/>
+      <w:color w:val="ad0000"/>
+      <w:shd w:val="clear" w:fill="f1f3f5"/>
     </w:rPr>
   </w:style>
   <w:style w:type="character" w:customStyle="1" w:styleId="NormalTok">
     <w:name w:val="NormalTok"/>
     <w:basedOn w:val="VerbatimChar"/>
-    <w:rPr/>
+    <w:rPr>
+      <w:color w:val="003b4f"/>
+      <w:shd w:val="clear" w:fill="f1f3f5"/>
+    </w:rPr>
   </w:style>
 </w:styles>
 </file>
